--- a/pract-1-awdf-24cs105.docx
+++ b/pract-1-awdf-24cs105.docx
@@ -744,6 +744,50 @@
       </w:r>
       <w:r>
         <w:t>1</w:t>
+      </w:r>
+    </w:p>
+    <w:p>
+      <w:r>
+        <w:rPr>
+          <w:b/>
+        </w:rPr>
+        <w:t>Application Output Screenshot</w:t>
+      </w:r>
+    </w:p>
+    <w:p>
+      <w:r>
+        <w:drawing>
+          <wp:inline xmlns:a="http://schemas.openxmlformats.org/drawingml/2006/main" xmlns:pic="http://schemas.openxmlformats.org/drawingml/2006/picture">
+            <wp:extent cx="5760720" cy="7229139"/>
+            <wp:docPr id="101" name="Picture 101"/>
+            <wp:cNvGraphicFramePr>
+              <a:graphicFrameLocks noChangeAspect="1"/>
+            </wp:cNvGraphicFramePr>
+            <a:graphic>
+              <a:graphicData uri="http://schemas.openxmlformats.org/drawingml/2006/picture">
+                <pic:pic>
+                  <pic:nvPicPr>
+                    <pic:cNvPr id="0" name="rudra-practical-1-screenshot.png"/>
+                    <pic:cNvPicPr/>
+                  </pic:nvPicPr>
+                  <pic:blipFill>
+                    <a:blip r:embed="rId9"/>
+                    <a:stretch>
+                      <a:fillRect/>
+                    </a:stretch>
+                  </pic:blipFill>
+                  <pic:spPr>
+                    <a:xfrm>
+                      <a:off x="0" y="0"/>
+                      <a:ext cx="5760720" cy="7229139"/>
+                    </a:xfrm>
+                    <a:prstGeom prst="rect"/>
+                  </pic:spPr>
+                </pic:pic>
+              </a:graphicData>
+            </a:graphic>
+          </wp:inline>
+        </w:drawing>
       </w:r>
     </w:p>
     <w:sectPr>

--- a/pract-1-awdf-24cs105.docx
+++ b/pract-1-awdf-24cs105.docx
@@ -1,6 +1,6 @@
 
 <file path=word/document.xml><?xml version="1.0" encoding="utf-8"?>
-<w:document xmlns:wpc="http://schemas.microsoft.com/office/word/2010/wordprocessingCanvas" xmlns:cx="http://schemas.microsoft.com/office/drawing/2014/chartex" xmlns:cx1="http://schemas.microsoft.com/office/drawing/2015/9/8/chartex" xmlns:cx2="http://schemas.microsoft.com/office/drawing/2015/10/21/chartex" xmlns:cx3="http://schemas.microsoft.com/office/drawing/2016/5/9/chartex" xmlns:cx4="http://schemas.microsoft.com/office/drawing/2016/5/10/chartex" xmlns:cx5="http://schemas.microsoft.com/office/drawing/2016/5/11/chartex" xmlns:cx6="http://schemas.microsoft.com/office/drawing/2016/5/12/chartex" xmlns:cx7="http://schemas.microsoft.com/office/drawing/2016/5/13/chartex" xmlns:cx8="http://schemas.microsoft.com/office/drawing/2016/5/14/chartex" xmlns:mc="http://schemas.openxmlformats.org/markup-compatibility/2006" xmlns:aink="http://schemas.microsoft.com/office/drawing/2016/ink" xmlns:am3d="http://schemas.microsoft.com/office/drawing/2017/model3d" xmlns:o="urn:schemas-microsoft-com:office:office" xmlns:oel="http://schemas.microsoft.com/office/2019/extlst" xmlns:r="http://schemas.openxmlformats.org/officeDocument/2006/relationships" xmlns:m="http://schemas.openxmlformats.org/officeDocument/2006/math" xmlns:v="urn:schemas-microsoft-com:vml" xmlns:wp14="http://schemas.microsoft.com/office/word/2010/wordprocessingDrawing" xmlns:wp="http://schemas.openxmlformats.org/drawingml/2006/wordprocessingDrawing" xmlns:w10="urn:schemas-microsoft-com:office:word" xmlns:w="http://schemas.openxmlformats.org/wordprocessingml/2006/main" xmlns:w14="http://schemas.microsoft.com/office/word/2010/wordml" xmlns:w15="http://schemas.microsoft.com/office/word/2012/wordml" xmlns:w16cex="http://schemas.microsoft.com/office/word/2018/wordml/cex" xmlns:w16cid="http://schemas.microsoft.com/office/word/2016/wordml/cid" xmlns:w16="http://schemas.microsoft.com/office/word/2018/wordml" xmlns:w16du="http://schemas.microsoft.com/office/word/2023/wordml/word16du" xmlns:w16sdtdh="http://schemas.microsoft.com/office/word/2020/wordml/sdtdatahash" xmlns:w16sdtfl="http://schemas.microsoft.com/office/word/2024/wordml/sdtformatlock" xmlns:w16se="http://schemas.microsoft.com/office/word/2015/wordml/symex" xmlns:wpg="http://schemas.microsoft.com/office/word/2010/wordprocessingGroup" xmlns:wpi="http://schemas.microsoft.com/office/word/2010/wordprocessingInk" xmlns:wne="http://schemas.microsoft.com/office/word/2006/wordml" xmlns:wps="http://schemas.microsoft.com/office/word/2010/wordprocessingShape" mc:Ignorable="w14 w15 w16se w16cid w16 w16cex w16sdtdh w16sdtfl w16du wp14">
+<w:document xmlns:wpc="http://schemas.microsoft.com/office/word/2010/wordprocessingCanvas" xmlns:cx="http://schemas.microsoft.com/office/drawing/2014/chartex" xmlns:cx1="http://schemas.microsoft.com/office/drawing/2015/9/8/chartex" xmlns:cx2="http://schemas.microsoft.com/office/drawing/2015/10/21/chartex" xmlns:cx3="http://schemas.microsoft.com/office/drawing/2016/5/9/chartex" xmlns:cx4="http://schemas.microsoft.com/office/drawing/2016/5/10/chartex" xmlns:cx5="http://schemas.microsoft.com/office/drawing/2016/5/11/chartex" xmlns:cx6="http://schemas.microsoft.com/office/drawing/2016/5/12/chartex" xmlns:cx7="http://schemas.microsoft.com/office/drawing/2016/5/13/chartex" xmlns:cx8="http://schemas.microsoft.com/office/drawing/2016/5/14/chartex" xmlns:mc="http://schemas.openxmlformats.org/markup-compatibility/2006" xmlns:o="urn:schemas-microsoft-com:office:office" xmlns:r="http://schemas.openxmlformats.org/officeDocument/2006/relationships" xmlns:m="http://schemas.openxmlformats.org/officeDocument/2006/math" xmlns:v="urn:schemas-microsoft-com:vml" xmlns:wp14="http://schemas.microsoft.com/office/word/2010/wordprocessingDrawing" xmlns:wp="http://schemas.openxmlformats.org/drawingml/2006/wordprocessingDrawing" xmlns:w="http://schemas.openxmlformats.org/wordprocessingml/2006/main" xmlns:w14="http://schemas.microsoft.com/office/word/2010/wordml" xmlns:w10="urn:schemas-microsoft-com:office:word" xmlns:w15="http://schemas.microsoft.com/office/word/2012/wordml" xmlns:wpg="http://schemas.microsoft.com/office/word/2010/wordprocessingGroup" xmlns:wpi="http://schemas.microsoft.com/office/word/2010/wordprocessingInk" xmlns:wne="http://schemas.microsoft.com/office/word/2006/wordml" xmlns:wps="http://schemas.microsoft.com/office/word/2010/wordprocessingShape" xmlns:wpsCustomData="http://www.wps.cn/officeDocument/2013/wpsCustomData" mc:Ignorable="w14 w15 wp14">
   <w:body>
     <w:p>
       <w:pPr>
@@ -10,78 +10,187 @@
         <w:spacing w:after="481"/>
       </w:pPr>
       <w:r>
-        <w:rPr>
-          <w:noProof/>
-        </w:rPr>
-        <w:t>ITUE301: Advance Web Development Framework</w:t>
-        <w:tab/>
-        <w:t>24CS105</w:t>
+        <mc:AlternateContent>
+          <mc:Choice Requires="wpg">
+            <w:drawing>
+              <wp:anchor distT="0" distB="0" distL="114300" distR="114300" simplePos="0" relativeHeight="251659264" behindDoc="0" locked="0" layoutInCell="1" allowOverlap="1">
+                <wp:simplePos x="0" y="0"/>
+                <wp:positionH relativeFrom="page">
+                  <wp:posOffset>685800</wp:posOffset>
+                </wp:positionH>
+                <wp:positionV relativeFrom="page">
+                  <wp:posOffset>9210675</wp:posOffset>
+                </wp:positionV>
+                <wp:extent cx="6574790" cy="36830"/>
+                <wp:effectExtent l="0" t="0" r="0" b="0"/>
+                <wp:wrapTopAndBottom/>
+                <wp:docPr id="1295" name="Group 1295"/>
+                <wp:cNvGraphicFramePr/>
+                <a:graphic xmlns:a="http://schemas.openxmlformats.org/drawingml/2006/main">
+                  <a:graphicData uri="http://schemas.microsoft.com/office/word/2010/wordprocessingGroup">
+                    <wpg:wgp>
+                      <wpg:cNvGrpSpPr/>
+                      <wpg:grpSpPr>
+                        <a:xfrm>
+                          <a:off x="0" y="0"/>
+                          <a:ext cx="6574790" cy="36576"/>
+                          <a:chOff x="0" y="0"/>
+                          <a:chExt cx="6574790" cy="36576"/>
+                        </a:xfrm>
+                      </wpg:grpSpPr>
+                      <wps:wsp>
+                        <wps:cNvPr id="1398" name="Shape 1398"/>
+                        <wps:cNvSpPr/>
+                        <wps:spPr>
+                          <a:xfrm>
+                            <a:off x="0" y="0"/>
+                            <a:ext cx="6574790" cy="36576"/>
+                          </a:xfrm>
+                          <a:custGeom>
+                            <a:avLst/>
+                            <a:gdLst/>
+                            <a:ahLst/>
+                            <a:cxnLst/>
+                            <a:rect l="0" t="0" r="0" b="0"/>
+                            <a:pathLst>
+                              <a:path w="6574790" h="36576">
+                                <a:moveTo>
+                                  <a:pt x="0" y="0"/>
+                                </a:moveTo>
+                                <a:lnTo>
+                                  <a:pt x="6574790" y="0"/>
+                                </a:lnTo>
+                                <a:lnTo>
+                                  <a:pt x="6574790" y="36576"/>
+                                </a:lnTo>
+                                <a:lnTo>
+                                  <a:pt x="0" y="36576"/>
+                                </a:lnTo>
+                                <a:lnTo>
+                                  <a:pt x="0" y="0"/>
+                                </a:lnTo>
+                              </a:path>
+                            </a:pathLst>
+                          </a:custGeom>
+                          <a:ln w="0" cap="sq">
+                            <a:bevel/>
+                          </a:ln>
+                        </wps:spPr>
+                        <wps:style>
+                          <a:lnRef idx="0">
+                            <a:srgbClr val="000000">
+                              <a:alpha val="0"/>
+                            </a:srgbClr>
+                          </a:lnRef>
+                          <a:fillRef idx="1">
+                            <a:srgbClr val="622423"/>
+                          </a:fillRef>
+                          <a:effectRef idx="0">
+                            <a:scrgbClr r="0" g="0" b="0"/>
+                          </a:effectRef>
+                          <a:fontRef idx="none"/>
+                        </wps:style>
+                        <wps:bodyPr/>
+                      </wps:wsp>
+                    </wpg:wgp>
+                  </a:graphicData>
+                </a:graphic>
+              </wp:anchor>
+            </w:drawing>
+          </mc:Choice>
+          <mc:Fallback>
+            <w:pict>
+              <v:group id="_x0000_s1026" o:spid="_x0000_s1026" o:spt="203" style="position:absolute;left:0pt;margin-left:54pt;margin-top:725.25pt;height:2.9pt;width:517.7pt;mso-position-horizontal-relative:page;mso-position-vertical-relative:page;mso-wrap-distance-bottom:0pt;mso-wrap-distance-top:0pt;z-index:251659264;mso-width-relative:page;mso-height-relative:page;" coordsize="6574790,36576" o:gfxdata="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">
+                <o:lock v:ext="edit" aspectratio="f"/>
+                <v:shape id="Shape 1398" o:spid="_x0000_s1026" o:spt="100" style="position:absolute;left:0;top:0;height:36576;width:6574790;" fillcolor="#622423" filled="t" stroked="f" coordsize="6574790,36576" o:gfxdata="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" path="m0,0l6574790,0,6574790,36576,0,36576,0,0e">
+                  <v:fill on="t" focussize="0,0"/>
+                  <v:stroke on="f" weight="0pt" joinstyle="bevel" endcap="square"/>
+                  <v:imagedata o:title=""/>
+                  <o:lock v:ext="edit" aspectratio="f"/>
+                </v:shape>
+                <w10:wrap type="topAndBottom"/>
+              </v:group>
+            </w:pict>
+          </mc:Fallback>
+        </mc:AlternateContent>
       </w:r>
       <w:r>
         <w:rPr>
-          <w:rFonts w:ascii="Cambria" w:eastAsia="Cambria" w:hAnsi="Cambria" w:cs="Cambria"/>
+          <w:rFonts w:ascii="Cambria" w:hAnsi="Cambria" w:eastAsia="Cambria" w:cs="Cambria"/>
           <w:b/>
           <w:sz w:val="18"/>
         </w:rPr>
+        <w:t xml:space="preserve">ITUE301: </w:t>
       </w:r>
       <w:r>
         <w:rPr>
-          <w:rFonts w:ascii="Times New Roman" w:eastAsia="Times New Roman" w:hAnsi="Times New Roman" w:cs="Times New Roman"/>
+          <w:rFonts w:ascii="Times New Roman" w:hAnsi="Times New Roman" w:eastAsia="Times New Roman" w:cs="Times New Roman"/>
           <w:b/>
           <w:sz w:val="20"/>
         </w:rPr>
+        <w:t>Advance Web Development Framework</w:t>
       </w:r>
       <w:r>
         <w:rPr>
-          <w:rFonts w:ascii="Times New Roman" w:eastAsia="Times New Roman" w:hAnsi="Times New Roman" w:cs="Times New Roman"/>
+          <w:rFonts w:ascii="Times New Roman" w:hAnsi="Times New Roman" w:eastAsia="Times New Roman" w:cs="Times New Roman"/>
           <w:b/>
           <w:sz w:val="20"/>
         </w:rPr>
+        <w:tab/>
       </w:r>
       <w:r>
         <w:rPr>
-          <w:rFonts w:ascii="Cambria" w:eastAsia="Cambria" w:hAnsi="Cambria" w:cs="Cambria"/>
+          <w:rFonts w:ascii="Cambria" w:hAnsi="Cambria" w:eastAsia="Cambria" w:cs="Cambria"/>
           <w:b/>
         </w:rPr>
+        <w:t>24CS105</w:t>
       </w:r>
     </w:p>
     <w:tbl>
       <w:tblPr>
-        <w:tblStyle w:val="TableGrid"/>
+        <w:tblStyle w:val="4"/>
         <w:tblW w:w="10005" w:type="dxa"/>
         <w:tblInd w:w="-108" w:type="dxa"/>
+        <w:tblLayout w:type="autofit"/>
         <w:tblCellMar>
           <w:top w:w="15" w:type="dxa"/>
           <w:left w:w="107" w:type="dxa"/>
           <w:bottom w:w="0" w:type="dxa"/>
           <w:right w:w="81" w:type="dxa"/>
         </w:tblCellMar>
-        <w:tblLook w:val="04A0" w:firstRow="1" w:lastRow="0" w:firstColumn="1" w:lastColumn="0" w:noHBand="0" w:noVBand="1"/>
       </w:tblPr>
       <w:tblGrid>
-        <w:gridCol w:w="1965"/>
+        <w:gridCol w:w="1837"/>
         <w:gridCol w:w="2423"/>
         <w:gridCol w:w="1672"/>
-        <w:gridCol w:w="660"/>
+        <w:gridCol w:w="616"/>
         <w:gridCol w:w="1755"/>
         <w:gridCol w:w="256"/>
         <w:gridCol w:w="1275"/>
-        <w:gridCol w:w="515"/>
+        <w:gridCol w:w="171"/>
       </w:tblGrid>
       <w:tr>
+        <w:tblPrEx>
+          <w:tblCellMar>
+            <w:top w:w="15" w:type="dxa"/>
+            <w:left w:w="107" w:type="dxa"/>
+            <w:bottom w:w="0" w:type="dxa"/>
+            <w:right w:w="81" w:type="dxa"/>
+          </w:tblCellMar>
+        </w:tblPrEx>
         <w:trPr>
           <w:gridAfter w:val="1"/>
           <w:wAfter w:w="525" w:type="dxa"/>
-          <w:trHeight w:val="295"/>
+          <w:trHeight w:val="295" w:hRule="atLeast"/>
         </w:trPr>
         <w:tc>
           <w:tcPr>
             <w:tcW w:w="1965" w:type="dxa"/>
             <w:tcBorders>
-              <w:top w:val="single" w:sz="4" w:space="0" w:color="000000"/>
-              <w:left w:val="single" w:sz="4" w:space="0" w:color="000000"/>
-              <w:bottom w:val="single" w:sz="4" w:space="0" w:color="000000"/>
-              <w:right w:val="single" w:sz="4" w:space="0" w:color="000000"/>
+              <w:top w:val="single" w:color="000000" w:sz="4" w:space="0"/>
+              <w:left w:val="single" w:color="000000" w:sz="4" w:space="0"/>
+              <w:bottom w:val="single" w:color="000000" w:sz="4" w:space="0"/>
+              <w:right w:val="single" w:color="000000" w:sz="4" w:space="0"/>
             </w:tcBorders>
           </w:tcPr>
           <w:p>
@@ -91,30 +200,21 @@
             </w:pPr>
             <w:r>
               <w:rPr>
-                <w:rFonts w:ascii="Times New Roman" w:eastAsia="Times New Roman" w:hAnsi="Times New Roman" w:cs="Times New Roman"/>
+                <w:rFonts w:ascii="Times New Roman" w:hAnsi="Times New Roman" w:eastAsia="Times New Roman" w:cs="Times New Roman"/>
                 <w:sz w:val="24"/>
               </w:rPr>
-              <w:t xml:space="preserve">Student </w:t>
-            </w:r>
-            <w:proofErr w:type="gramStart"/>
-            <w:r>
-              <w:rPr>
-                <w:rFonts w:ascii="Times New Roman" w:eastAsia="Times New Roman" w:hAnsi="Times New Roman" w:cs="Times New Roman"/>
-                <w:sz w:val="24"/>
-              </w:rPr>
-              <w:t>ID :</w:t>
-            </w:r>
-            <w:proofErr w:type="gramEnd"/>
+              <w:t>Student ID :</w:t>
+            </w:r>
           </w:p>
         </w:tc>
         <w:tc>
           <w:tcPr>
             <w:tcW w:w="2423" w:type="dxa"/>
             <w:tcBorders>
-              <w:top w:val="single" w:sz="4" w:space="0" w:color="000000"/>
-              <w:left w:val="single" w:sz="4" w:space="0" w:color="000000"/>
-              <w:bottom w:val="single" w:sz="4" w:space="0" w:color="000000"/>
-              <w:right w:val="single" w:sz="4" w:space="0" w:color="000000"/>
+              <w:top w:val="single" w:color="000000" w:sz="4" w:space="0"/>
+              <w:left w:val="single" w:color="000000" w:sz="4" w:space="0"/>
+              <w:bottom w:val="single" w:color="000000" w:sz="4" w:space="0"/>
+              <w:right w:val="single" w:color="000000" w:sz="4" w:space="0"/>
             </w:tcBorders>
           </w:tcPr>
           <w:p>
@@ -124,7 +224,7 @@
             </w:pPr>
             <w:r>
               <w:rPr>
-                <w:rFonts w:ascii="Times New Roman" w:eastAsia="Times New Roman" w:hAnsi="Times New Roman" w:cs="Times New Roman"/>
+                <w:rFonts w:ascii="Times New Roman" w:hAnsi="Times New Roman" w:eastAsia="Times New Roman" w:cs="Times New Roman"/>
                 <w:b/>
                 <w:sz w:val="24"/>
               </w:rPr>
@@ -136,19 +236,19 @@
           <w:tcPr>
             <w:tcW w:w="1672" w:type="dxa"/>
             <w:tcBorders>
-              <w:top w:val="single" w:sz="4" w:space="0" w:color="000000"/>
-              <w:left w:val="single" w:sz="4" w:space="0" w:color="000000"/>
-              <w:bottom w:val="single" w:sz="4" w:space="0" w:color="000000"/>
-              <w:right w:val="single" w:sz="4" w:space="0" w:color="000000"/>
-            </w:tcBorders>
-          </w:tcPr>
-          <w:p>
-            <w:pPr>
-              <w:spacing w:after="0"/>
-            </w:pPr>
-            <w:r>
-              <w:rPr>
-                <w:rFonts w:ascii="Times New Roman" w:eastAsia="Times New Roman" w:hAnsi="Times New Roman" w:cs="Times New Roman"/>
+              <w:top w:val="single" w:color="000000" w:sz="4" w:space="0"/>
+              <w:left w:val="single" w:color="000000" w:sz="4" w:space="0"/>
+              <w:bottom w:val="single" w:color="000000" w:sz="4" w:space="0"/>
+              <w:right w:val="single" w:color="000000" w:sz="4" w:space="0"/>
+            </w:tcBorders>
+          </w:tcPr>
+          <w:p>
+            <w:pPr>
+              <w:spacing w:after="0"/>
+            </w:pPr>
+            <w:r>
+              <w:rPr>
+                <w:rFonts w:ascii="Times New Roman" w:hAnsi="Times New Roman" w:eastAsia="Times New Roman" w:cs="Times New Roman"/>
                 <w:sz w:val="24"/>
               </w:rPr>
               <w:t>Student Name:</w:t>
@@ -160,9 +260,9 @@
             <w:tcW w:w="2415" w:type="dxa"/>
             <w:gridSpan w:val="2"/>
             <w:tcBorders>
-              <w:top w:val="single" w:sz="4" w:space="0" w:color="000000"/>
-              <w:left w:val="single" w:sz="4" w:space="0" w:color="000000"/>
-              <w:bottom w:val="single" w:sz="4" w:space="0" w:color="000000"/>
+              <w:top w:val="single" w:color="000000" w:sz="4" w:space="0"/>
+              <w:left w:val="single" w:color="000000" w:sz="4" w:space="0"/>
+              <w:bottom w:val="single" w:color="000000" w:sz="4" w:space="0"/>
               <w:right w:val="nil"/>
             </w:tcBorders>
           </w:tcPr>
@@ -173,7 +273,7 @@
             </w:pPr>
             <w:r>
               <w:rPr>
-                <w:rFonts w:ascii="Times New Roman" w:eastAsia="Times New Roman" w:hAnsi="Times New Roman" w:cs="Times New Roman"/>
+                <w:rFonts w:ascii="Times New Roman" w:hAnsi="Times New Roman" w:eastAsia="Times New Roman" w:cs="Times New Roman"/>
                 <w:b/>
                 <w:sz w:val="24"/>
               </w:rPr>
@@ -185,41 +285,57 @@
           <w:tcPr>
             <w:tcW w:w="255" w:type="dxa"/>
             <w:tcBorders>
-              <w:top w:val="single" w:sz="4" w:space="0" w:color="000000"/>
+              <w:top w:val="single" w:color="000000" w:sz="4" w:space="0"/>
               <w:left w:val="nil"/>
-              <w:bottom w:val="single" w:sz="4" w:space="0" w:color="000000"/>
+              <w:bottom w:val="single" w:color="000000" w:sz="4" w:space="0"/>
               <w:right w:val="nil"/>
             </w:tcBorders>
           </w:tcPr>
-          <w:p/>
+          <w:p>
+            <w:pPr>
+              <w:spacing w:after="0"/>
+            </w:pPr>
+          </w:p>
         </w:tc>
         <w:tc>
           <w:tcPr>
             <w:tcW w:w="1275" w:type="dxa"/>
             <w:tcBorders>
-              <w:top w:val="single" w:sz="4" w:space="0" w:color="000000"/>
+              <w:top w:val="single" w:color="000000" w:sz="4" w:space="0"/>
               <w:left w:val="nil"/>
-              <w:bottom w:val="single" w:sz="4" w:space="0" w:color="000000"/>
-              <w:right w:val="single" w:sz="4" w:space="0" w:color="000000"/>
-            </w:tcBorders>
-          </w:tcPr>
-          <w:p/>
+              <w:bottom w:val="single" w:color="000000" w:sz="4" w:space="0"/>
+              <w:right w:val="single" w:color="000000" w:sz="4" w:space="0"/>
+            </w:tcBorders>
+          </w:tcPr>
+          <w:p>
+            <w:pPr>
+              <w:spacing w:after="0"/>
+            </w:pPr>
+          </w:p>
         </w:tc>
       </w:tr>
       <w:tr>
+        <w:tblPrEx>
+          <w:tblCellMar>
+            <w:top w:w="15" w:type="dxa"/>
+            <w:left w:w="107" w:type="dxa"/>
+            <w:bottom w:w="0" w:type="dxa"/>
+            <w:right w:w="81" w:type="dxa"/>
+          </w:tblCellMar>
+        </w:tblPrEx>
         <w:trPr>
           <w:gridAfter w:val="1"/>
           <w:wAfter w:w="525" w:type="dxa"/>
-          <w:trHeight w:val="562"/>
+          <w:trHeight w:val="562" w:hRule="atLeast"/>
         </w:trPr>
         <w:tc>
           <w:tcPr>
             <w:tcW w:w="1965" w:type="dxa"/>
             <w:tcBorders>
-              <w:top w:val="single" w:sz="4" w:space="0" w:color="000000"/>
-              <w:left w:val="single" w:sz="4" w:space="0" w:color="000000"/>
-              <w:bottom w:val="single" w:sz="4" w:space="0" w:color="000000"/>
-              <w:right w:val="single" w:sz="4" w:space="0" w:color="000000"/>
+              <w:top w:val="single" w:color="000000" w:sz="4" w:space="0"/>
+              <w:left w:val="single" w:color="000000" w:sz="4" w:space="0"/>
+              <w:bottom w:val="single" w:color="000000" w:sz="4" w:space="0"/>
+              <w:right w:val="single" w:color="000000" w:sz="4" w:space="0"/>
             </w:tcBorders>
           </w:tcPr>
           <w:p>
@@ -229,30 +345,21 @@
             </w:pPr>
             <w:r>
               <w:rPr>
-                <w:rFonts w:ascii="Times New Roman" w:eastAsia="Times New Roman" w:hAnsi="Times New Roman" w:cs="Times New Roman"/>
+                <w:rFonts w:ascii="Times New Roman" w:hAnsi="Times New Roman" w:eastAsia="Times New Roman" w:cs="Times New Roman"/>
                 <w:sz w:val="24"/>
               </w:rPr>
-              <w:t xml:space="preserve">Subject code &amp; </w:t>
-            </w:r>
-            <w:proofErr w:type="gramStart"/>
-            <w:r>
-              <w:rPr>
-                <w:rFonts w:ascii="Times New Roman" w:eastAsia="Times New Roman" w:hAnsi="Times New Roman" w:cs="Times New Roman"/>
-                <w:sz w:val="24"/>
-              </w:rPr>
-              <w:t>Name :</w:t>
-            </w:r>
-            <w:proofErr w:type="gramEnd"/>
+              <w:t>Subject code &amp; Name :</w:t>
+            </w:r>
           </w:p>
         </w:tc>
         <w:tc>
           <w:tcPr>
             <w:tcW w:w="2423" w:type="dxa"/>
             <w:tcBorders>
-              <w:top w:val="single" w:sz="4" w:space="0" w:color="000000"/>
-              <w:left w:val="single" w:sz="4" w:space="0" w:color="000000"/>
-              <w:bottom w:val="single" w:sz="4" w:space="0" w:color="000000"/>
-              <w:right w:val="single" w:sz="4" w:space="0" w:color="000000"/>
+              <w:top w:val="single" w:color="000000" w:sz="4" w:space="0"/>
+              <w:left w:val="single" w:color="000000" w:sz="4" w:space="0"/>
+              <w:bottom w:val="single" w:color="000000" w:sz="4" w:space="0"/>
+              <w:right w:val="single" w:color="000000" w:sz="4" w:space="0"/>
             </w:tcBorders>
           </w:tcPr>
           <w:p>
@@ -262,7 +369,7 @@
             </w:pPr>
             <w:r>
               <w:rPr>
-                <w:rFonts w:ascii="Cambria" w:eastAsia="Cambria" w:hAnsi="Cambria" w:cs="Cambria"/>
+                <w:rFonts w:ascii="Cambria" w:hAnsi="Cambria" w:eastAsia="Cambria" w:cs="Cambria"/>
                 <w:b/>
                 <w:sz w:val="18"/>
               </w:rPr>
@@ -270,7 +377,7 @@
             </w:r>
             <w:r>
               <w:rPr>
-                <w:rFonts w:ascii="Times New Roman" w:eastAsia="Times New Roman" w:hAnsi="Times New Roman" w:cs="Times New Roman"/>
+                <w:rFonts w:ascii="Times New Roman" w:hAnsi="Times New Roman" w:eastAsia="Times New Roman" w:cs="Times New Roman"/>
                 <w:b/>
                 <w:sz w:val="20"/>
               </w:rPr>
@@ -282,35 +389,33 @@
           <w:tcPr>
             <w:tcW w:w="1672" w:type="dxa"/>
             <w:tcBorders>
-              <w:top w:val="single" w:sz="4" w:space="0" w:color="000000"/>
-              <w:left w:val="single" w:sz="4" w:space="0" w:color="000000"/>
-              <w:bottom w:val="single" w:sz="4" w:space="0" w:color="000000"/>
-              <w:right w:val="single" w:sz="4" w:space="0" w:color="000000"/>
-            </w:tcBorders>
-          </w:tcPr>
-          <w:p>
-            <w:pPr>
-              <w:spacing w:after="0"/>
-            </w:pPr>
-            <w:proofErr w:type="gramStart"/>
-            <w:r>
-              <w:rPr>
-                <w:rFonts w:ascii="Times New Roman" w:eastAsia="Times New Roman" w:hAnsi="Times New Roman" w:cs="Times New Roman"/>
+              <w:top w:val="single" w:color="000000" w:sz="4" w:space="0"/>
+              <w:left w:val="single" w:color="000000" w:sz="4" w:space="0"/>
+              <w:bottom w:val="single" w:color="000000" w:sz="4" w:space="0"/>
+              <w:right w:val="single" w:color="000000" w:sz="4" w:space="0"/>
+            </w:tcBorders>
+          </w:tcPr>
+          <w:p>
+            <w:pPr>
+              <w:spacing w:after="0"/>
+            </w:pPr>
+            <w:r>
+              <w:rPr>
+                <w:rFonts w:ascii="Times New Roman" w:hAnsi="Times New Roman" w:eastAsia="Times New Roman" w:cs="Times New Roman"/>
                 <w:sz w:val="24"/>
               </w:rPr>
               <w:t>Practical :</w:t>
             </w:r>
-            <w:proofErr w:type="gramEnd"/>
           </w:p>
         </w:tc>
         <w:tc>
           <w:tcPr>
             <w:tcW w:w="660" w:type="dxa"/>
             <w:tcBorders>
-              <w:top w:val="single" w:sz="4" w:space="0" w:color="000000"/>
-              <w:left w:val="single" w:sz="4" w:space="0" w:color="000000"/>
-              <w:bottom w:val="single" w:sz="4" w:space="0" w:color="000000"/>
-              <w:right w:val="single" w:sz="4" w:space="0" w:color="000000"/>
+              <w:top w:val="single" w:color="000000" w:sz="4" w:space="0"/>
+              <w:left w:val="single" w:color="000000" w:sz="4" w:space="0"/>
+              <w:bottom w:val="single" w:color="000000" w:sz="4" w:space="0"/>
+              <w:right w:val="single" w:color="000000" w:sz="4" w:space="0"/>
             </w:tcBorders>
           </w:tcPr>
           <w:p>
@@ -320,7 +425,7 @@
             </w:pPr>
             <w:r>
               <w:rPr>
-                <w:rFonts w:ascii="Times New Roman" w:eastAsia="Times New Roman" w:hAnsi="Times New Roman" w:cs="Times New Roman"/>
+                <w:rFonts w:ascii="Times New Roman" w:hAnsi="Times New Roman" w:eastAsia="Times New Roman" w:cs="Times New Roman"/>
                 <w:b/>
                 <w:sz w:val="24"/>
               </w:rPr>
@@ -332,10 +437,10 @@
           <w:tcPr>
             <w:tcW w:w="1755" w:type="dxa"/>
             <w:tcBorders>
-              <w:top w:val="single" w:sz="4" w:space="0" w:color="000000"/>
-              <w:left w:val="single" w:sz="4" w:space="0" w:color="000000"/>
-              <w:bottom w:val="single" w:sz="4" w:space="0" w:color="000000"/>
-              <w:right w:val="single" w:sz="4" w:space="0" w:color="000000"/>
+              <w:top w:val="single" w:color="000000" w:sz="4" w:space="0"/>
+              <w:left w:val="single" w:color="000000" w:sz="4" w:space="0"/>
+              <w:bottom w:val="single" w:color="000000" w:sz="4" w:space="0"/>
+              <w:right w:val="single" w:color="000000" w:sz="4" w:space="0"/>
             </w:tcBorders>
           </w:tcPr>
           <w:p>
@@ -345,7 +450,7 @@
             </w:pPr>
             <w:r>
               <w:rPr>
-                <w:rFonts w:ascii="Times New Roman" w:eastAsia="Times New Roman" w:hAnsi="Times New Roman" w:cs="Times New Roman"/>
+                <w:rFonts w:ascii="Times New Roman" w:hAnsi="Times New Roman" w:eastAsia="Times New Roman" w:cs="Times New Roman"/>
                 <w:sz w:val="24"/>
               </w:rPr>
               <w:t>Academic Year</w:t>
@@ -356,10 +461,10 @@
           <w:tcPr>
             <w:tcW w:w="255" w:type="dxa"/>
             <w:tcBorders>
-              <w:top w:val="single" w:sz="4" w:space="0" w:color="000000"/>
-              <w:left w:val="single" w:sz="4" w:space="0" w:color="000000"/>
-              <w:bottom w:val="single" w:sz="4" w:space="0" w:color="000000"/>
-              <w:right w:val="single" w:sz="4" w:space="0" w:color="000000"/>
+              <w:top w:val="single" w:color="000000" w:sz="4" w:space="0"/>
+              <w:left w:val="single" w:color="000000" w:sz="4" w:space="0"/>
+              <w:bottom w:val="single" w:color="000000" w:sz="4" w:space="0"/>
+              <w:right w:val="single" w:color="000000" w:sz="4" w:space="0"/>
             </w:tcBorders>
           </w:tcPr>
           <w:p>
@@ -369,7 +474,7 @@
             </w:pPr>
             <w:r>
               <w:rPr>
-                <w:rFonts w:ascii="Times New Roman" w:eastAsia="Times New Roman" w:hAnsi="Times New Roman" w:cs="Times New Roman"/>
+                <w:rFonts w:ascii="Times New Roman" w:hAnsi="Times New Roman" w:eastAsia="Times New Roman" w:cs="Times New Roman"/>
                 <w:sz w:val="24"/>
               </w:rPr>
               <w:t>:</w:t>
@@ -380,19 +485,19 @@
           <w:tcPr>
             <w:tcW w:w="1275" w:type="dxa"/>
             <w:tcBorders>
-              <w:top w:val="single" w:sz="4" w:space="0" w:color="000000"/>
-              <w:left w:val="single" w:sz="4" w:space="0" w:color="000000"/>
-              <w:bottom w:val="single" w:sz="4" w:space="0" w:color="000000"/>
-              <w:right w:val="single" w:sz="4" w:space="0" w:color="000000"/>
-            </w:tcBorders>
-          </w:tcPr>
-          <w:p>
-            <w:pPr>
-              <w:spacing w:after="0"/>
-            </w:pPr>
-            <w:r>
-              <w:rPr>
-                <w:rFonts w:ascii="Times New Roman" w:eastAsia="Times New Roman" w:hAnsi="Times New Roman" w:cs="Times New Roman"/>
+              <w:top w:val="single" w:color="000000" w:sz="4" w:space="0"/>
+              <w:left w:val="single" w:color="000000" w:sz="4" w:space="0"/>
+              <w:bottom w:val="single" w:color="000000" w:sz="4" w:space="0"/>
+              <w:right w:val="single" w:color="000000" w:sz="4" w:space="0"/>
+            </w:tcBorders>
+          </w:tcPr>
+          <w:p>
+            <w:pPr>
+              <w:spacing w:after="0"/>
+            </w:pPr>
+            <w:r>
+              <w:rPr>
+                <w:rFonts w:ascii="Times New Roman" w:hAnsi="Times New Roman" w:eastAsia="Times New Roman" w:cs="Times New Roman"/>
                 <w:b/>
                 <w:sz w:val="24"/>
               </w:rPr>
@@ -411,17 +516,17 @@
           </w:tblCellMar>
         </w:tblPrEx>
         <w:trPr>
-          <w:trHeight w:val="470"/>
+          <w:trHeight w:val="470" w:hRule="atLeast"/>
         </w:trPr>
         <w:tc>
           <w:tcPr>
             <w:tcW w:w="10530" w:type="dxa"/>
             <w:gridSpan w:val="8"/>
             <w:tcBorders>
-              <w:top w:val="single" w:sz="4" w:space="0" w:color="000000"/>
-              <w:left w:val="single" w:sz="4" w:space="0" w:color="000000"/>
-              <w:bottom w:val="single" w:sz="4" w:space="0" w:color="000000"/>
-              <w:right w:val="single" w:sz="4" w:space="0" w:color="000000"/>
+              <w:top w:val="single" w:color="000000" w:sz="4" w:space="0"/>
+              <w:left w:val="single" w:color="000000" w:sz="4" w:space="0"/>
+              <w:bottom w:val="single" w:color="000000" w:sz="4" w:space="0"/>
+              <w:right w:val="single" w:color="000000" w:sz="4" w:space="0"/>
             </w:tcBorders>
           </w:tcPr>
           <w:p>
@@ -432,7 +537,7 @@
             </w:pPr>
             <w:r>
               <w:rPr>
-                <w:rFonts w:ascii="Times New Roman" w:eastAsia="Times New Roman" w:hAnsi="Times New Roman" w:cs="Times New Roman"/>
+                <w:rFonts w:ascii="Times New Roman" w:hAnsi="Times New Roman" w:eastAsia="Times New Roman" w:cs="Times New Roman"/>
                 <w:b/>
                 <w:sz w:val="40"/>
                 <w:u w:val="single" w:color="000000"/>
@@ -452,17 +557,17 @@
           </w:tblCellMar>
         </w:tblPrEx>
         <w:trPr>
-          <w:trHeight w:val="355"/>
+          <w:trHeight w:val="355" w:hRule="atLeast"/>
         </w:trPr>
         <w:tc>
           <w:tcPr>
             <w:tcW w:w="10530" w:type="dxa"/>
             <w:gridSpan w:val="8"/>
             <w:tcBorders>
-              <w:top w:val="single" w:sz="4" w:space="0" w:color="000000"/>
-              <w:left w:val="single" w:sz="4" w:space="0" w:color="000000"/>
-              <w:bottom w:val="single" w:sz="4" w:space="0" w:color="000000"/>
-              <w:right w:val="single" w:sz="4" w:space="0" w:color="000000"/>
+              <w:top w:val="single" w:color="000000" w:sz="4" w:space="0"/>
+              <w:left w:val="single" w:color="000000" w:sz="4" w:space="0"/>
+              <w:bottom w:val="single" w:color="000000" w:sz="4" w:space="0"/>
+              <w:right w:val="single" w:color="000000" w:sz="4" w:space="0"/>
             </w:tcBorders>
           </w:tcPr>
           <w:p>
@@ -473,7 +578,7 @@
             </w:pPr>
             <w:r>
               <w:rPr>
-                <w:rFonts w:ascii="Times New Roman" w:eastAsia="Times New Roman" w:hAnsi="Times New Roman" w:cs="Times New Roman"/>
+                <w:rFonts w:ascii="Times New Roman" w:hAnsi="Times New Roman" w:eastAsia="Times New Roman" w:cs="Times New Roman"/>
                 <w:b/>
                 <w:sz w:val="30"/>
               </w:rPr>
@@ -492,26 +597,26 @@
           </w:tblCellMar>
         </w:tblPrEx>
         <w:trPr>
-          <w:trHeight w:val="838"/>
+          <w:trHeight w:val="838" w:hRule="atLeast"/>
         </w:trPr>
         <w:tc>
           <w:tcPr>
             <w:tcW w:w="10530" w:type="dxa"/>
             <w:gridSpan w:val="8"/>
             <w:tcBorders>
-              <w:top w:val="single" w:sz="4" w:space="0" w:color="000000"/>
-              <w:left w:val="single" w:sz="4" w:space="0" w:color="000000"/>
-              <w:bottom w:val="single" w:sz="4" w:space="0" w:color="000000"/>
-              <w:right w:val="single" w:sz="4" w:space="0" w:color="000000"/>
-            </w:tcBorders>
-          </w:tcPr>
-          <w:p>
-            <w:pPr>
-              <w:spacing w:after="0"/>
-            </w:pPr>
-            <w:r>
-              <w:rPr>
-                <w:rFonts w:ascii="Times New Roman" w:eastAsia="Times New Roman" w:hAnsi="Times New Roman" w:cs="Times New Roman"/>
+              <w:top w:val="single" w:color="000000" w:sz="4" w:space="0"/>
+              <w:left w:val="single" w:color="000000" w:sz="4" w:space="0"/>
+              <w:bottom w:val="single" w:color="000000" w:sz="4" w:space="0"/>
+              <w:right w:val="single" w:color="000000" w:sz="4" w:space="0"/>
+            </w:tcBorders>
+          </w:tcPr>
+          <w:p>
+            <w:pPr>
+              <w:spacing w:after="0"/>
+            </w:pPr>
+            <w:r>
+              <w:rPr>
+                <w:rFonts w:ascii="Times New Roman" w:hAnsi="Times New Roman" w:eastAsia="Times New Roman" w:cs="Times New Roman"/>
                 <w:sz w:val="24"/>
               </w:rPr>
               <w:t>To set up a React development environment using Vite and develop a simple student portfolio application using reusable functional components, demonstrating component-based architecture and data passing through props.</w:t>
@@ -529,17 +634,17 @@
           </w:tblCellMar>
         </w:tblPrEx>
         <w:trPr>
-          <w:trHeight w:val="355"/>
+          <w:trHeight w:val="355" w:hRule="atLeast"/>
         </w:trPr>
         <w:tc>
           <w:tcPr>
             <w:tcW w:w="10530" w:type="dxa"/>
             <w:gridSpan w:val="8"/>
             <w:tcBorders>
-              <w:top w:val="single" w:sz="4" w:space="0" w:color="000000"/>
-              <w:left w:val="single" w:sz="4" w:space="0" w:color="000000"/>
-              <w:bottom w:val="single" w:sz="4" w:space="0" w:color="000000"/>
-              <w:right w:val="single" w:sz="4" w:space="0" w:color="000000"/>
+              <w:top w:val="single" w:color="000000" w:sz="4" w:space="0"/>
+              <w:left w:val="single" w:color="000000" w:sz="4" w:space="0"/>
+              <w:bottom w:val="single" w:color="000000" w:sz="4" w:space="0"/>
+              <w:right w:val="single" w:color="000000" w:sz="4" w:space="0"/>
             </w:tcBorders>
           </w:tcPr>
           <w:p>
@@ -550,7 +655,7 @@
             </w:pPr>
             <w:r>
               <w:rPr>
-                <w:rFonts w:ascii="Times New Roman" w:eastAsia="Times New Roman" w:hAnsi="Times New Roman" w:cs="Times New Roman"/>
+                <w:rFonts w:ascii="Times New Roman" w:hAnsi="Times New Roman" w:eastAsia="Times New Roman" w:cs="Times New Roman"/>
                 <w:b/>
                 <w:sz w:val="30"/>
               </w:rPr>
@@ -569,26 +674,26 @@
           </w:tblCellMar>
         </w:tblPrEx>
         <w:trPr>
-          <w:trHeight w:val="856"/>
+          <w:trHeight w:val="856" w:hRule="atLeast"/>
         </w:trPr>
         <w:tc>
           <w:tcPr>
             <w:tcW w:w="10530" w:type="dxa"/>
             <w:gridSpan w:val="8"/>
             <w:tcBorders>
-              <w:top w:val="single" w:sz="4" w:space="0" w:color="000000"/>
-              <w:left w:val="single" w:sz="4" w:space="0" w:color="000000"/>
-              <w:bottom w:val="single" w:sz="4" w:space="0" w:color="000000"/>
-              <w:right w:val="single" w:sz="4" w:space="0" w:color="000000"/>
-            </w:tcBorders>
-          </w:tcPr>
-          <w:p>
-            <w:pPr>
-              <w:spacing w:after="0"/>
-            </w:pPr>
-            <w:r>
-              <w:rPr>
-                <w:rFonts w:ascii="Times New Roman" w:eastAsia="Times New Roman" w:hAnsi="Times New Roman" w:cs="Times New Roman"/>
+              <w:top w:val="single" w:color="000000" w:sz="4" w:space="0"/>
+              <w:left w:val="single" w:color="000000" w:sz="4" w:space="0"/>
+              <w:bottom w:val="single" w:color="000000" w:sz="4" w:space="0"/>
+              <w:right w:val="single" w:color="000000" w:sz="4" w:space="0"/>
+            </w:tcBorders>
+          </w:tcPr>
+          <w:p>
+            <w:pPr>
+              <w:spacing w:after="0"/>
+            </w:pPr>
+            <w:r>
+              <w:rPr>
+                <w:rFonts w:ascii="Times New Roman" w:hAnsi="Times New Roman" w:eastAsia="Times New Roman" w:cs="Times New Roman"/>
                 <w:b/>
                 <w:sz w:val="24"/>
               </w:rPr>
@@ -607,17 +712,17 @@
           </w:tblCellMar>
         </w:tblPrEx>
         <w:trPr>
-          <w:trHeight w:val="355"/>
+          <w:trHeight w:val="355" w:hRule="atLeast"/>
         </w:trPr>
         <w:tc>
           <w:tcPr>
             <w:tcW w:w="10530" w:type="dxa"/>
             <w:gridSpan w:val="8"/>
             <w:tcBorders>
-              <w:top w:val="single" w:sz="4" w:space="0" w:color="000000"/>
-              <w:left w:val="single" w:sz="4" w:space="0" w:color="000000"/>
-              <w:bottom w:val="single" w:sz="4" w:space="0" w:color="000000"/>
-              <w:right w:val="single" w:sz="4" w:space="0" w:color="000000"/>
+              <w:top w:val="single" w:color="000000" w:sz="4" w:space="0"/>
+              <w:left w:val="single" w:color="000000" w:sz="4" w:space="0"/>
+              <w:bottom w:val="single" w:color="000000" w:sz="4" w:space="0"/>
+              <w:right w:val="single" w:color="000000" w:sz="4" w:space="0"/>
             </w:tcBorders>
           </w:tcPr>
           <w:p>
@@ -628,7 +733,7 @@
             </w:pPr>
             <w:r>
               <w:rPr>
-                <w:rFonts w:ascii="Times New Roman" w:eastAsia="Times New Roman" w:hAnsi="Times New Roman" w:cs="Times New Roman"/>
+                <w:rFonts w:ascii="Times New Roman" w:hAnsi="Times New Roman" w:eastAsia="Times New Roman" w:cs="Times New Roman"/>
                 <w:b/>
                 <w:sz w:val="30"/>
               </w:rPr>
@@ -647,43 +752,52 @@
           </w:tblCellMar>
         </w:tblPrEx>
         <w:trPr>
-          <w:trHeight w:val="3730"/>
+          <w:trHeight w:val="3730" w:hRule="atLeast"/>
         </w:trPr>
         <w:tc>
           <w:tcPr>
             <w:tcW w:w="10530" w:type="dxa"/>
             <w:gridSpan w:val="8"/>
             <w:tcBorders>
-              <w:top w:val="single" w:sz="4" w:space="0" w:color="000000"/>
-              <w:left w:val="single" w:sz="4" w:space="0" w:color="000000"/>
-              <w:bottom w:val="single" w:sz="4" w:space="0" w:color="000000"/>
-              <w:right w:val="single" w:sz="4" w:space="0" w:color="000000"/>
+              <w:top w:val="single" w:color="000000" w:sz="4" w:space="0"/>
+              <w:left w:val="single" w:color="000000" w:sz="4" w:space="0"/>
+              <w:bottom w:val="single" w:color="000000" w:sz="4" w:space="0"/>
+              <w:right w:val="single" w:color="000000" w:sz="4" w:space="0"/>
             </w:tcBorders>
             <w:vAlign w:val="bottom"/>
           </w:tcPr>
           <w:p>
             <w:pPr>
               <w:spacing w:after="32"/>
-            </w:pPr>
-            <w:r>
-              <w:rPr>
-                <w:noProof/>
+              <w:rPr>
+                <w:rFonts w:hint="default"/>
+                <w:lang w:val="en-IN"/>
+              </w:rPr>
+            </w:pPr>
+            <w:r>
+              <w:rPr>
+                <w:rFonts w:hint="default"/>
+                <w:lang w:val="en-IN"/>
               </w:rPr>
               <w:drawing>
-                <wp:inline distT="0" distB="0" distL="0" distR="0" wp14:anchorId="6E2663F7" wp14:editId="51D5E295">
-                  <wp:extent cx="6534912" cy="1997964"/>
-                  <wp:effectExtent l="0" t="0" r="0" b="0"/>
-                  <wp:docPr id="100" name="Picture 100"/>
-                  <wp:cNvGraphicFramePr/>
+                <wp:inline distT="0" distB="0" distL="114300" distR="114300">
+                  <wp:extent cx="6202680" cy="3405505"/>
+                  <wp:effectExtent l="0" t="0" r="0" b="8255"/>
+                  <wp:docPr id="1" name="Picture 1" descr="{E9C934D4-321D-4CF1-A0E0-056ECDB068BD}"/>
+                  <wp:cNvGraphicFramePr>
+                    <a:graphicFrameLocks xmlns:a="http://schemas.openxmlformats.org/drawingml/2006/main" noChangeAspect="1"/>
+                  </wp:cNvGraphicFramePr>
                   <a:graphic xmlns:a="http://schemas.openxmlformats.org/drawingml/2006/main">
                     <a:graphicData uri="http://schemas.openxmlformats.org/drawingml/2006/picture">
                       <pic:pic xmlns:pic="http://schemas.openxmlformats.org/drawingml/2006/picture">
                         <pic:nvPicPr>
-                          <pic:cNvPr id="100" name="Picture 100"/>
-                          <pic:cNvPicPr/>
+                          <pic:cNvPr id="1" name="Picture 1" descr="{E9C934D4-321D-4CF1-A0E0-056ECDB068BD}"/>
+                          <pic:cNvPicPr>
+                            <a:picLocks noChangeAspect="1"/>
+                          </pic:cNvPicPr>
                         </pic:nvPicPr>
                         <pic:blipFill>
-                          <a:blip r:embed="rId4"/>
+                          <a:blip r:embed="rId8"/>
                           <a:stretch>
                             <a:fillRect/>
                           </a:stretch>
@@ -691,7 +805,7 @@
                         <pic:spPr>
                           <a:xfrm>
                             <a:off x="0" y="0"/>
-                            <a:ext cx="6534912" cy="1997964"/>
+                            <a:ext cx="6202680" cy="3405505"/>
                           </a:xfrm>
                           <a:prstGeom prst="rect">
                             <a:avLst/>
@@ -706,13 +820,76 @@
           </w:p>
           <w:p>
             <w:pPr>
+              <w:spacing w:after="32"/>
+              <w:rPr>
+                <w:rFonts w:hint="default"/>
+                <w:lang w:val="en-IN"/>
+              </w:rPr>
+            </w:pPr>
+          </w:p>
+          <w:p>
+            <w:pPr>
+              <w:spacing w:after="32"/>
+              <w:rPr>
+                <w:rFonts w:hint="default"/>
+                <w:lang w:val="en-IN"/>
+              </w:rPr>
+            </w:pPr>
+            <w:bookmarkStart w:id="0" w:name="_GoBack"/>
+            <w:r>
+              <w:drawing>
+                <wp:inline distT="0" distB="0" distL="114300" distR="114300">
+                  <wp:extent cx="5916930" cy="2980690"/>
+                  <wp:effectExtent l="0" t="0" r="11430" b="6350"/>
+                  <wp:docPr id="2" name="Picture 1"/>
+                  <wp:cNvGraphicFramePr>
+                    <a:graphicFrameLocks xmlns:a="http://schemas.openxmlformats.org/drawingml/2006/main" noChangeAspect="1"/>
+                  </wp:cNvGraphicFramePr>
+                  <a:graphic xmlns:a="http://schemas.openxmlformats.org/drawingml/2006/main">
+                    <a:graphicData uri="http://schemas.openxmlformats.org/drawingml/2006/picture">
+                      <pic:pic xmlns:pic="http://schemas.openxmlformats.org/drawingml/2006/picture">
+                        <pic:nvPicPr>
+                          <pic:cNvPr id="2" name="Picture 1"/>
+                          <pic:cNvPicPr>
+                            <a:picLocks noChangeAspect="1"/>
+                          </pic:cNvPicPr>
+                        </pic:nvPicPr>
+                        <pic:blipFill>
+                          <a:blip r:embed="rId9"/>
+                          <a:stretch>
+                            <a:fillRect/>
+                          </a:stretch>
+                        </pic:blipFill>
+                        <pic:spPr>
+                          <a:xfrm>
+                            <a:off x="0" y="0"/>
+                            <a:ext cx="5916930" cy="2980690"/>
+                          </a:xfrm>
+                          <a:prstGeom prst="rect">
+                            <a:avLst/>
+                          </a:prstGeom>
+                          <a:noFill/>
+                          <a:ln>
+                            <a:noFill/>
+                          </a:ln>
+                        </pic:spPr>
+                      </pic:pic>
+                    </a:graphicData>
+                  </a:graphic>
+                </wp:inline>
+              </w:drawing>
+            </w:r>
+            <w:bookmarkEnd w:id="0"/>
+          </w:p>
+          <w:p>
+            <w:pPr>
               <w:spacing w:after="0"/>
               <w:ind w:right="450"/>
               <w:jc w:val="center"/>
             </w:pPr>
             <w:r>
               <w:rPr>
-                <w:rFonts w:ascii="Times New Roman" w:eastAsia="Times New Roman" w:hAnsi="Times New Roman" w:cs="Times New Roman"/>
+                <w:rFonts w:ascii="Times New Roman" w:hAnsi="Times New Roman" w:eastAsia="Times New Roman" w:cs="Times New Roman"/>
                 <w:b/>
                 <w:sz w:val="24"/>
               </w:rPr>
@@ -731,15 +908,20 @@
       </w:pPr>
       <w:r>
         <w:rPr>
-          <w:rFonts w:ascii="Cambria" w:eastAsia="Cambria" w:hAnsi="Cambria" w:cs="Cambria"/>
+          <w:rFonts w:ascii="Cambria" w:hAnsi="Cambria" w:eastAsia="Cambria" w:cs="Cambria"/>
         </w:rPr>
         <w:t>Department of Computer Science and Engineering, CSPIT</w:t>
       </w:r>
       <w:r>
         <w:rPr>
-          <w:rFonts w:ascii="Cambria" w:eastAsia="Cambria" w:hAnsi="Cambria" w:cs="Cambria"/>
+          <w:rFonts w:ascii="Cambria" w:hAnsi="Cambria" w:eastAsia="Cambria" w:cs="Cambria"/>
         </w:rPr>
         <w:tab/>
+      </w:r>
+      <w:r>
+        <w:rPr>
+          <w:rFonts w:ascii="Cambria" w:hAnsi="Cambria" w:eastAsia="Cambria" w:cs="Cambria"/>
+        </w:rPr>
         <w:t xml:space="preserve">Page </w:t>
       </w:r>
       <w:r>
@@ -751,7 +933,7 @@
         <w:rPr>
           <w:b/>
         </w:rPr>
-        <w:t>Application Output Screenshot</w:t>
+        <w:t>Application Output Screenshot - Rudra Vaghela</w:t>
       </w:r>
     </w:p>
     <w:p>
@@ -759,7 +941,7 @@
         <w:drawing>
           <wp:inline xmlns:a="http://schemas.openxmlformats.org/drawingml/2006/main" xmlns:pic="http://schemas.openxmlformats.org/drawingml/2006/picture">
             <wp:extent cx="5760720" cy="7229139"/>
-            <wp:docPr id="101" name="Picture 101"/>
+            <wp:docPr id="1399" name="Picture 1399"/>
             <wp:cNvGraphicFramePr>
               <a:graphicFrameLocks noChangeAspect="1"/>
             </wp:cNvGraphicFramePr>
@@ -771,7 +953,7 @@
                     <pic:cNvPicPr/>
                   </pic:nvPicPr>
                   <pic:blipFill>
-                    <a:blip r:embed="rId9"/>
+                    <a:blip r:embed="rId12"/>
                     <a:stretch>
                       <a:fillRect/>
                     </a:stretch>
@@ -790,459 +972,381 @@
         </w:drawing>
       </w:r>
     </w:p>
+    <w:p>
+      <w:r>
+        <w:rPr>
+          <w:b/>
+        </w:rPr>
+        <w:t xml:space="preserve">Student Information: </w:t>
+      </w:r>
+      <w:r>
+        <w:t>Rudra Vaghela | ID: 24CS105 | Email: 24cs105@charusat.edu.in | Semester: 5th Sem | Program: B.Tech | Department: CSE-CSPIT</w:t>
+      </w:r>
+    </w:p>
     <w:sectPr>
-      <w:headerReference w:type="default" r:id="rId7"/>
-      <w:footerReference w:type="default" r:id="rId8"/>
+      <w:headerReference r:id="rId5" w:type="default"/>
+      <w:footerReference r:id="rId6" w:type="default"/>
       <w:pgSz w:w="12240" w:h="15840"/>
       <w:pgMar w:top="1440" w:right="1621" w:bottom="1440" w:left="1080" w:header="720" w:footer="720" w:gutter="0"/>
-      <w:cols w:space="720"/>
+      <w:cols w:space="720" w:num="1"/>
     </w:sectPr>
   </w:body>
 </w:document>
 </file>
 
+<file path=word/endnotes.xml><?xml version="1.0" encoding="utf-8"?>
+<w:endnotes xmlns:wpc="http://schemas.microsoft.com/office/word/2010/wordprocessingCanvas" xmlns:mc="http://schemas.openxmlformats.org/markup-compatibility/2006" xmlns:o="urn:schemas-microsoft-com:office:office" xmlns:r="http://schemas.openxmlformats.org/officeDocument/2006/relationships" xmlns:m="http://schemas.openxmlformats.org/officeDocument/2006/math" xmlns:v="urn:schemas-microsoft-com:vml" xmlns:wp14="http://schemas.microsoft.com/office/word/2010/wordprocessingDrawing" xmlns:wp="http://schemas.openxmlformats.org/drawingml/2006/wordprocessingDrawing" xmlns:w="http://schemas.openxmlformats.org/wordprocessingml/2006/main" xmlns:w14="http://schemas.microsoft.com/office/word/2010/wordml" xmlns:w15="http://schemas.microsoft.com/office/word/2012/wordml" xmlns:w10="urn:schemas-microsoft-com:office:word" xmlns:wpg="http://schemas.microsoft.com/office/word/2010/wordprocessingGroup" xmlns:wpi="http://schemas.microsoft.com/office/word/2010/wordprocessingInk" xmlns:wne="http://schemas.microsoft.com/office/word/2006/wordml" xmlns:wps="http://schemas.microsoft.com/office/word/2010/wordprocessingShape" xmlns:wpsCustomData="http://www.wps.cn/officeDocument/2013/wpsCustomData" mc:Ignorable="w14 w15 wp14">
+  <w:endnote w:type="separator" w:id="0">
+    <w:p>
+      <w:pPr>
+        <w:spacing w:line="240" w:lineRule="auto"/>
+      </w:pPr>
+      <w:r>
+        <w:separator/>
+      </w:r>
+    </w:p>
+  </w:endnote>
+  <w:endnote w:type="continuationSeparator" w:id="1">
+    <w:p>
+      <w:pPr>
+        <w:spacing w:line="240" w:lineRule="auto"/>
+      </w:pPr>
+      <w:r>
+        <w:continuationSeparator/>
+      </w:r>
+    </w:p>
+  </w:endnote>
+</w:endnotes>
+</file>
+
 <file path=word/footer1.xml><?xml version="1.0" encoding="utf-8"?>
-<w:ftr xmlns:m="http://schemas.openxmlformats.org/officeDocument/2006/math" xmlns:mc="http://schemas.openxmlformats.org/markup-compatibility/2006" xmlns:mo="http://schemas.microsoft.com/office/mac/office/2008/main" xmlns:mv="urn:schemas-microsoft-com:mac:vml" xmlns:o="urn:schemas-microsoft-com:office:office" xmlns:r="http://schemas.openxmlformats.org/officeDocument/2006/relationships" xmlns:v="urn:schemas-microsoft-com:vml" xmlns:w10="urn:schemas-microsoft-com:office:word" xmlns:w14="http://schemas.microsoft.com/office/word/2010/wordml" xmlns:w="http://schemas.openxmlformats.org/wordprocessingml/2006/main" xmlns:wne="http://schemas.microsoft.com/office/word/2006/wordml" xmlns:wp14="http://schemas.microsoft.com/office/word/2010/wordprocessingDrawing" xmlns:wp="http://schemas.openxmlformats.org/drawingml/2006/wordprocessingDrawing" xmlns:wpc="http://schemas.microsoft.com/office/word/2010/wordprocessingCanvas" xmlns:wpg="http://schemas.microsoft.com/office/word/2010/wordprocessingGroup" xmlns:wpi="http://schemas.microsoft.com/office/word/2010/wordprocessingInk" xmlns:wps="http://schemas.microsoft.com/office/word/2010/wordprocessingShape" mc:Ignorable="w14 wp14">
-  <w:p>
-    <w:pPr>
-      <w:pStyle w:val="Footer"/>
-    </w:pPr>
-  </w:p>
+<w:ftr xmlns:wpc="http://schemas.microsoft.com/office/word/2010/wordprocessingCanvas" xmlns:mc="http://schemas.openxmlformats.org/markup-compatibility/2006" xmlns:o="urn:schemas-microsoft-com:office:office" xmlns:r="http://schemas.openxmlformats.org/officeDocument/2006/relationships" xmlns:m="http://schemas.openxmlformats.org/officeDocument/2006/math" xmlns:v="urn:schemas-microsoft-com:vml" xmlns:wp14="http://schemas.microsoft.com/office/word/2010/wordprocessingDrawing" xmlns:wp="http://schemas.openxmlformats.org/drawingml/2006/wordprocessingDrawing" xmlns:w10="urn:schemas-microsoft-com:office:word" xmlns:w="http://schemas.openxmlformats.org/wordprocessingml/2006/main" xmlns:w14="http://schemas.microsoft.com/office/word/2010/wordml" xmlns:w15="http://schemas.microsoft.com/office/word/2012/wordml" xmlns:wpg="http://schemas.microsoft.com/office/word/2010/wordprocessingGroup" xmlns:wpi="http://schemas.microsoft.com/office/word/2010/wordprocessingInk" xmlns:wne="http://schemas.microsoft.com/office/word/2006/wordml" xmlns:wps="http://schemas.microsoft.com/office/word/2010/wordprocessingShape" xmlns:wpsCustomData="http://www.wps.cn/officeDocument/2013/wpsCustomData" mc:Ignorable="w14 w15 wp14">
+  <w:p/>
 </w:ftr>
 </file>
 
+<file path=word/footnotes.xml><?xml version="1.0" encoding="utf-8"?>
+<w:footnotes xmlns:wpc="http://schemas.microsoft.com/office/word/2010/wordprocessingCanvas" xmlns:mc="http://schemas.openxmlformats.org/markup-compatibility/2006" xmlns:o="urn:schemas-microsoft-com:office:office" xmlns:r="http://schemas.openxmlformats.org/officeDocument/2006/relationships" xmlns:m="http://schemas.openxmlformats.org/officeDocument/2006/math" xmlns:v="urn:schemas-microsoft-com:vml" xmlns:wp14="http://schemas.microsoft.com/office/word/2010/wordprocessingDrawing" xmlns:wp="http://schemas.openxmlformats.org/drawingml/2006/wordprocessingDrawing" xmlns:w="http://schemas.openxmlformats.org/wordprocessingml/2006/main" xmlns:w14="http://schemas.microsoft.com/office/word/2010/wordml" xmlns:w15="http://schemas.microsoft.com/office/word/2012/wordml" xmlns:w10="urn:schemas-microsoft-com:office:word" xmlns:wpg="http://schemas.microsoft.com/office/word/2010/wordprocessingGroup" xmlns:wpi="http://schemas.microsoft.com/office/word/2010/wordprocessingInk" xmlns:wne="http://schemas.microsoft.com/office/word/2006/wordml" xmlns:wps="http://schemas.microsoft.com/office/word/2010/wordprocessingShape" xmlns:wpsCustomData="http://www.wps.cn/officeDocument/2013/wpsCustomData" mc:Ignorable="w14 w15 wp14">
+  <w:footnote w:type="separator" w:id="0">
+    <w:p>
+      <w:pPr>
+        <w:spacing w:before="0" w:after="0" w:line="259" w:lineRule="auto"/>
+      </w:pPr>
+      <w:r>
+        <w:separator/>
+      </w:r>
+    </w:p>
+  </w:footnote>
+  <w:footnote w:type="continuationSeparator" w:id="1">
+    <w:p>
+      <w:pPr>
+        <w:spacing w:before="0" w:after="0" w:line="259" w:lineRule="auto"/>
+      </w:pPr>
+      <w:r>
+        <w:continuationSeparator/>
+      </w:r>
+    </w:p>
+  </w:footnote>
+</w:footnotes>
+</file>
+
 <file path=word/header1.xml><?xml version="1.0" encoding="utf-8"?>
-<w:hdr xmlns:m="http://schemas.openxmlformats.org/officeDocument/2006/math" xmlns:mc="http://schemas.openxmlformats.org/markup-compatibility/2006" xmlns:mo="http://schemas.microsoft.com/office/mac/office/2008/main" xmlns:mv="urn:schemas-microsoft-com:mac:vml" xmlns:o="urn:schemas-microsoft-com:office:office" xmlns:r="http://schemas.openxmlformats.org/officeDocument/2006/relationships" xmlns:v="urn:schemas-microsoft-com:vml" xmlns:w10="urn:schemas-microsoft-com:office:word" xmlns:w14="http://schemas.microsoft.com/office/word/2010/wordml" xmlns:w="http://schemas.openxmlformats.org/wordprocessingml/2006/main" xmlns:wne="http://schemas.microsoft.com/office/word/2006/wordml" xmlns:wp14="http://schemas.microsoft.com/office/word/2010/wordprocessingDrawing" xmlns:wp="http://schemas.openxmlformats.org/drawingml/2006/wordprocessingDrawing" xmlns:wpc="http://schemas.microsoft.com/office/word/2010/wordprocessingCanvas" xmlns:wpg="http://schemas.microsoft.com/office/word/2010/wordprocessingGroup" xmlns:wpi="http://schemas.microsoft.com/office/word/2010/wordprocessingInk" xmlns:wps="http://schemas.microsoft.com/office/word/2010/wordprocessingShape" mc:Ignorable="w14 wp14">
-  <w:p>
-    <w:pPr>
-      <w:pStyle w:val="Header"/>
-    </w:pPr>
-  </w:p>
+<w:hdr xmlns:wpc="http://schemas.microsoft.com/office/word/2010/wordprocessingCanvas" xmlns:mc="http://schemas.openxmlformats.org/markup-compatibility/2006" xmlns:o="urn:schemas-microsoft-com:office:office" xmlns:r="http://schemas.openxmlformats.org/officeDocument/2006/relationships" xmlns:m="http://schemas.openxmlformats.org/officeDocument/2006/math" xmlns:v="urn:schemas-microsoft-com:vml" xmlns:wp14="http://schemas.microsoft.com/office/word/2010/wordprocessingDrawing" xmlns:wp="http://schemas.openxmlformats.org/drawingml/2006/wordprocessingDrawing" xmlns:w10="urn:schemas-microsoft-com:office:word" xmlns:w="http://schemas.openxmlformats.org/wordprocessingml/2006/main" xmlns:w14="http://schemas.microsoft.com/office/word/2010/wordml" xmlns:w15="http://schemas.microsoft.com/office/word/2012/wordml" xmlns:wpg="http://schemas.microsoft.com/office/word/2010/wordprocessingGroup" xmlns:wpi="http://schemas.microsoft.com/office/word/2010/wordprocessingInk" xmlns:wne="http://schemas.microsoft.com/office/word/2006/wordml" xmlns:wps="http://schemas.microsoft.com/office/word/2010/wordprocessingShape" xmlns:wpsCustomData="http://www.wps.cn/officeDocument/2013/wpsCustomData" mc:Ignorable="w14 w15 wp14">
+  <w:p/>
 </w:hdr>
 </file>
 
 <file path=word/styles.xml><?xml version="1.0" encoding="utf-8"?>
-<w:styles xmlns:mc="http://schemas.openxmlformats.org/markup-compatibility/2006" xmlns:r="http://schemas.openxmlformats.org/officeDocument/2006/relationships" xmlns:w="http://schemas.openxmlformats.org/wordprocessingml/2006/main" xmlns:w14="http://schemas.microsoft.com/office/word/2010/wordml" xmlns:w15="http://schemas.microsoft.com/office/word/2012/wordml" xmlns:w16cex="http://schemas.microsoft.com/office/word/2018/wordml/cex" xmlns:w16cid="http://schemas.microsoft.com/office/word/2016/wordml/cid" xmlns:w16="http://schemas.microsoft.com/office/word/2018/wordml" xmlns:w16du="http://schemas.microsoft.com/office/word/2023/wordml/word16du" xmlns:w16sdtdh="http://schemas.microsoft.com/office/word/2020/wordml/sdtdatahash" xmlns:w16sdtfl="http://schemas.microsoft.com/office/word/2024/wordml/sdtformatlock" xmlns:w16se="http://schemas.microsoft.com/office/word/2015/wordml/symex" mc:Ignorable="w14 w15 w16se w16cid w16 w16cex w16sdtdh w16sdtfl w16du">
+<w:styles xmlns:mc="http://schemas.openxmlformats.org/markup-compatibility/2006" xmlns:o="urn:schemas-microsoft-com:office:office" xmlns:r="http://schemas.openxmlformats.org/officeDocument/2006/relationships" xmlns:m="http://schemas.openxmlformats.org/officeDocument/2006/math" xmlns:v="urn:schemas-microsoft-com:vml" xmlns:w="http://schemas.openxmlformats.org/wordprocessingml/2006/main" xmlns:w14="http://schemas.microsoft.com/office/word/2010/wordml" xmlns:w10="urn:schemas-microsoft-com:office:word" xmlns:sl="http://schemas.openxmlformats.org/schemaLibrary/2006/main" xmlns:wpsCustomData="http://www.wps.cn/officeDocument/2013/wpsCustomData" mc:Ignorable="w14">
   <w:docDefaults>
     <w:rPrDefault>
       <w:rPr>
-        <w:rFonts w:asciiTheme="minorHAnsi" w:eastAsiaTheme="minorEastAsia" w:hAnsiTheme="minorHAnsi" w:cstheme="minorBidi"/>
-        <w:kern w:val="2"/>
-        <w:sz w:val="24"/>
-        <w:szCs w:val="24"/>
-        <w:lang w:val="en-IN" w:eastAsia="en-IN" w:bidi="ar-SA"/>
-        <w14:ligatures w14:val="standardContextual"/>
+        <w:rFonts w:asciiTheme="minorHAnsi" w:hAnsiTheme="minorHAnsi" w:eastAsiaTheme="minorEastAsia" w:cstheme="minorBidi"/>
       </w:rPr>
     </w:rPrDefault>
-    <w:pPrDefault>
-      <w:pPr>
-        <w:spacing w:after="160" w:line="278" w:lineRule="auto"/>
-      </w:pPr>
-    </w:pPrDefault>
+    <w:pPrDefault/>
   </w:docDefaults>
-  <w:latentStyles w:defLockedState="0" w:defUIPriority="99" w:defSemiHidden="0" w:defUnhideWhenUsed="0" w:defQFormat="0" w:count="376">
-    <w:lsdException w:name="Normal" w:uiPriority="0" w:qFormat="1"/>
-    <w:lsdException w:name="heading 1" w:uiPriority="9" w:qFormat="1"/>
-    <w:lsdException w:name="heading 2" w:semiHidden="1" w:uiPriority="9" w:unhideWhenUsed="1" w:qFormat="1"/>
-    <w:lsdException w:name="heading 3" w:semiHidden="1" w:uiPriority="9" w:unhideWhenUsed="1" w:qFormat="1"/>
-    <w:lsdException w:name="heading 4" w:semiHidden="1" w:uiPriority="9" w:unhideWhenUsed="1" w:qFormat="1"/>
-    <w:lsdException w:name="heading 5" w:semiHidden="1" w:uiPriority="9" w:unhideWhenUsed="1" w:qFormat="1"/>
-    <w:lsdException w:name="heading 6" w:semiHidden="1" w:uiPriority="9" w:unhideWhenUsed="1" w:qFormat="1"/>
-    <w:lsdException w:name="heading 7" w:semiHidden="1" w:uiPriority="9" w:unhideWhenUsed="1" w:qFormat="1"/>
-    <w:lsdException w:name="heading 8" w:semiHidden="1" w:uiPriority="9" w:unhideWhenUsed="1" w:qFormat="1"/>
-    <w:lsdException w:name="heading 9" w:semiHidden="1" w:uiPriority="9" w:unhideWhenUsed="1" w:qFormat="1"/>
-    <w:lsdException w:name="index 1" w:semiHidden="1" w:unhideWhenUsed="1"/>
-    <w:lsdException w:name="index 2" w:semiHidden="1" w:unhideWhenUsed="1"/>
-    <w:lsdException w:name="index 3" w:semiHidden="1" w:unhideWhenUsed="1"/>
-    <w:lsdException w:name="index 4" w:semiHidden="1" w:unhideWhenUsed="1"/>
-    <w:lsdException w:name="index 5" w:semiHidden="1" w:unhideWhenUsed="1"/>
-    <w:lsdException w:name="index 6" w:semiHidden="1" w:unhideWhenUsed="1"/>
-    <w:lsdException w:name="index 7" w:semiHidden="1" w:unhideWhenUsed="1"/>
-    <w:lsdException w:name="index 8" w:semiHidden="1" w:unhideWhenUsed="1"/>
-    <w:lsdException w:name="index 9" w:semiHidden="1" w:unhideWhenUsed="1"/>
-    <w:lsdException w:name="toc 1" w:semiHidden="1" w:uiPriority="39" w:unhideWhenUsed="1"/>
-    <w:lsdException w:name="toc 2" w:semiHidden="1" w:uiPriority="39" w:unhideWhenUsed="1"/>
-    <w:lsdException w:name="toc 3" w:semiHidden="1" w:uiPriority="39" w:unhideWhenUsed="1"/>
-    <w:lsdException w:name="toc 4" w:semiHidden="1" w:uiPriority="39" w:unhideWhenUsed="1"/>
-    <w:lsdException w:name="toc 5" w:semiHidden="1" w:uiPriority="39" w:unhideWhenUsed="1"/>
-    <w:lsdException w:name="toc 6" w:semiHidden="1" w:uiPriority="39" w:unhideWhenUsed="1"/>
-    <w:lsdException w:name="toc 7" w:semiHidden="1" w:uiPriority="39" w:unhideWhenUsed="1"/>
-    <w:lsdException w:name="toc 8" w:semiHidden="1" w:uiPriority="39" w:unhideWhenUsed="1"/>
-    <w:lsdException w:name="toc 9" w:semiHidden="1" w:uiPriority="39" w:unhideWhenUsed="1"/>
-    <w:lsdException w:name="Normal Indent" w:semiHidden="1" w:unhideWhenUsed="1"/>
-    <w:lsdException w:name="footnote text" w:semiHidden="1" w:unhideWhenUsed="1"/>
-    <w:lsdException w:name="annotation text" w:semiHidden="1" w:unhideWhenUsed="1"/>
-    <w:lsdException w:name="header" w:semiHidden="1" w:unhideWhenUsed="1"/>
-    <w:lsdException w:name="footer" w:semiHidden="1" w:unhideWhenUsed="1"/>
-    <w:lsdException w:name="index heading" w:semiHidden="1" w:unhideWhenUsed="1"/>
-    <w:lsdException w:name="caption" w:semiHidden="1" w:uiPriority="35" w:unhideWhenUsed="1" w:qFormat="1"/>
-    <w:lsdException w:name="table of figures" w:semiHidden="1" w:unhideWhenUsed="1"/>
-    <w:lsdException w:name="envelope address" w:semiHidden="1" w:unhideWhenUsed="1"/>
-    <w:lsdException w:name="envelope return" w:semiHidden="1" w:unhideWhenUsed="1"/>
-    <w:lsdException w:name="footnote reference" w:semiHidden="1" w:unhideWhenUsed="1"/>
-    <w:lsdException w:name="annotation reference" w:semiHidden="1" w:unhideWhenUsed="1"/>
-    <w:lsdException w:name="line number" w:semiHidden="1" w:unhideWhenUsed="1"/>
-    <w:lsdException w:name="page number" w:semiHidden="1" w:unhideWhenUsed="1"/>
-    <w:lsdException w:name="endnote reference" w:semiHidden="1" w:unhideWhenUsed="1"/>
-    <w:lsdException w:name="endnote text" w:semiHidden="1" w:unhideWhenUsed="1"/>
-    <w:lsdException w:name="table of authorities" w:semiHidden="1" w:unhideWhenUsed="1"/>
-    <w:lsdException w:name="macro" w:semiHidden="1" w:unhideWhenUsed="1"/>
-    <w:lsdException w:name="toa heading" w:semiHidden="1" w:unhideWhenUsed="1"/>
-    <w:lsdException w:name="List" w:semiHidden="1" w:unhideWhenUsed="1"/>
-    <w:lsdException w:name="List Bullet" w:semiHidden="1" w:unhideWhenUsed="1"/>
-    <w:lsdException w:name="List Number" w:semiHidden="1" w:unhideWhenUsed="1"/>
-    <w:lsdException w:name="List 2" w:semiHidden="1" w:unhideWhenUsed="1"/>
-    <w:lsdException w:name="List 3" w:semiHidden="1" w:unhideWhenUsed="1"/>
-    <w:lsdException w:name="List 4" w:semiHidden="1" w:unhideWhenUsed="1"/>
-    <w:lsdException w:name="List 5" w:semiHidden="1" w:unhideWhenUsed="1"/>
-    <w:lsdException w:name="List Bullet 2" w:semiHidden="1" w:unhideWhenUsed="1"/>
-    <w:lsdException w:name="List Bullet 3" w:semiHidden="1" w:unhideWhenUsed="1"/>
-    <w:lsdException w:name="List Bullet 4" w:semiHidden="1" w:unhideWhenUsed="1"/>
-    <w:lsdException w:name="List Bullet 5" w:semiHidden="1" w:unhideWhenUsed="1"/>
-    <w:lsdException w:name="List Number 2" w:semiHidden="1" w:unhideWhenUsed="1"/>
-    <w:lsdException w:name="List Number 3" w:semiHidden="1" w:unhideWhenUsed="1"/>
-    <w:lsdException w:name="List Number 4" w:semiHidden="1" w:unhideWhenUsed="1"/>
-    <w:lsdException w:name="List Number 5" w:semiHidden="1" w:unhideWhenUsed="1"/>
-    <w:lsdException w:name="Title" w:uiPriority="10" w:qFormat="1"/>
-    <w:lsdException w:name="Closing" w:semiHidden="1" w:unhideWhenUsed="1"/>
-    <w:lsdException w:name="Signature" w:semiHidden="1" w:unhideWhenUsed="1"/>
-    <w:lsdException w:name="Default Paragraph Font" w:semiHidden="1" w:uiPriority="1" w:unhideWhenUsed="1"/>
-    <w:lsdException w:name="Body Text" w:semiHidden="1" w:unhideWhenUsed="1"/>
-    <w:lsdException w:name="Body Text Indent" w:semiHidden="1" w:unhideWhenUsed="1"/>
-    <w:lsdException w:name="List Continue" w:semiHidden="1" w:unhideWhenUsed="1"/>
-    <w:lsdException w:name="List Continue 2" w:semiHidden="1" w:unhideWhenUsed="1"/>
-    <w:lsdException w:name="List Continue 3" w:semiHidden="1" w:unhideWhenUsed="1"/>
-    <w:lsdException w:name="List Continue 4" w:semiHidden="1" w:unhideWhenUsed="1"/>
-    <w:lsdException w:name="List Continue 5" w:semiHidden="1" w:unhideWhenUsed="1"/>
-    <w:lsdException w:name="Message Header" w:semiHidden="1" w:unhideWhenUsed="1"/>
-    <w:lsdException w:name="Subtitle" w:uiPriority="11" w:qFormat="1"/>
-    <w:lsdException w:name="Salutation" w:semiHidden="1" w:unhideWhenUsed="1"/>
-    <w:lsdException w:name="Date" w:semiHidden="1" w:unhideWhenUsed="1"/>
-    <w:lsdException w:name="Body Text First Indent" w:semiHidden="1" w:unhideWhenUsed="1"/>
-    <w:lsdException w:name="Body Text First Indent 2" w:semiHidden="1" w:unhideWhenUsed="1"/>
-    <w:lsdException w:name="Note Heading" w:semiHidden="1" w:unhideWhenUsed="1"/>
-    <w:lsdException w:name="Body Text 2" w:semiHidden="1" w:unhideWhenUsed="1"/>
-    <w:lsdException w:name="Body Text 3" w:semiHidden="1" w:unhideWhenUsed="1"/>
-    <w:lsdException w:name="Body Text Indent 2" w:semiHidden="1" w:unhideWhenUsed="1"/>
-    <w:lsdException w:name="Body Text Indent 3" w:semiHidden="1" w:unhideWhenUsed="1"/>
-    <w:lsdException w:name="Block Text" w:semiHidden="1" w:unhideWhenUsed="1"/>
-    <w:lsdException w:name="Hyperlink" w:semiHidden="1" w:unhideWhenUsed="1"/>
-    <w:lsdException w:name="FollowedHyperlink" w:semiHidden="1" w:unhideWhenUsed="1"/>
-    <w:lsdException w:name="Strong" w:uiPriority="22" w:qFormat="1"/>
-    <w:lsdException w:name="Emphasis" w:uiPriority="20" w:qFormat="1"/>
-    <w:lsdException w:name="Document Map" w:semiHidden="1" w:unhideWhenUsed="1"/>
-    <w:lsdException w:name="Plain Text" w:semiHidden="1" w:unhideWhenUsed="1"/>
-    <w:lsdException w:name="E-mail Signature" w:semiHidden="1" w:unhideWhenUsed="1"/>
-    <w:lsdException w:name="HTML Top of Form" w:semiHidden="1" w:unhideWhenUsed="1"/>
-    <w:lsdException w:name="HTML Bottom of Form" w:semiHidden="1" w:unhideWhenUsed="1"/>
-    <w:lsdException w:name="Normal (Web)" w:semiHidden="1" w:unhideWhenUsed="1"/>
-    <w:lsdException w:name="HTML Acronym" w:semiHidden="1" w:unhideWhenUsed="1"/>
-    <w:lsdException w:name="HTML Address" w:semiHidden="1" w:unhideWhenUsed="1"/>
-    <w:lsdException w:name="HTML Cite" w:semiHidden="1" w:unhideWhenUsed="1"/>
-    <w:lsdException w:name="HTML Code" w:semiHidden="1" w:unhideWhenUsed="1"/>
-    <w:lsdException w:name="HTML Definition" w:semiHidden="1" w:unhideWhenUsed="1"/>
-    <w:lsdException w:name="HTML Keyboard" w:semiHidden="1" w:unhideWhenUsed="1"/>
-    <w:lsdException w:name="HTML Preformatted" w:semiHidden="1" w:unhideWhenUsed="1"/>
-    <w:lsdException w:name="HTML Sample" w:semiHidden="1" w:unhideWhenUsed="1"/>
-    <w:lsdException w:name="HTML Typewriter" w:semiHidden="1" w:unhideWhenUsed="1"/>
-    <w:lsdException w:name="HTML Variable" w:semiHidden="1" w:unhideWhenUsed="1"/>
-    <w:lsdException w:name="Normal Table" w:semiHidden="1" w:unhideWhenUsed="1"/>
-    <w:lsdException w:name="annotation subject" w:semiHidden="1" w:unhideWhenUsed="1"/>
-    <w:lsdException w:name="No List" w:semiHidden="1" w:unhideWhenUsed="1"/>
-    <w:lsdException w:name="Outline List 1" w:semiHidden="1" w:unhideWhenUsed="1"/>
-    <w:lsdException w:name="Outline List 2" w:semiHidden="1" w:unhideWhenUsed="1"/>
-    <w:lsdException w:name="Outline List 3" w:semiHidden="1" w:unhideWhenUsed="1"/>
-    <w:lsdException w:name="Table Simple 1" w:semiHidden="1" w:unhideWhenUsed="1"/>
-    <w:lsdException w:name="Table Simple 2" w:semiHidden="1" w:unhideWhenUsed="1"/>
-    <w:lsdException w:name="Table Simple 3" w:semiHidden="1" w:unhideWhenUsed="1"/>
-    <w:lsdException w:name="Table Classic 1" w:semiHidden="1" w:unhideWhenUsed="1"/>
-    <w:lsdException w:name="Table Classic 2" w:semiHidden="1" w:unhideWhenUsed="1"/>
-    <w:lsdException w:name="Table Classic 3" w:semiHidden="1" w:unhideWhenUsed="1"/>
-    <w:lsdException w:name="Table Classic 4" w:semiHidden="1" w:unhideWhenUsed="1"/>
-    <w:lsdException w:name="Table Colorful 1" w:semiHidden="1" w:unhideWhenUsed="1"/>
-    <w:lsdException w:name="Table Colorful 2" w:semiHidden="1" w:unhideWhenUsed="1"/>
-    <w:lsdException w:name="Table Colorful 3" w:semiHidden="1" w:unhideWhenUsed="1"/>
-    <w:lsdException w:name="Table Columns 1" w:semiHidden="1" w:unhideWhenUsed="1"/>
-    <w:lsdException w:name="Table Columns 2" w:semiHidden="1" w:unhideWhenUsed="1"/>
-    <w:lsdException w:name="Table Columns 3" w:semiHidden="1" w:unhideWhenUsed="1"/>
-    <w:lsdException w:name="Table Columns 4" w:semiHidden="1" w:unhideWhenUsed="1"/>
-    <w:lsdException w:name="Table Columns 5" w:semiHidden="1" w:unhideWhenUsed="1"/>
-    <w:lsdException w:name="Table Grid 1" w:semiHidden="1" w:unhideWhenUsed="1"/>
-    <w:lsdException w:name="Table Grid 2" w:semiHidden="1" w:unhideWhenUsed="1"/>
-    <w:lsdException w:name="Table Grid 3" w:semiHidden="1" w:unhideWhenUsed="1"/>
-    <w:lsdException w:name="Table Grid 4" w:semiHidden="1" w:unhideWhenUsed="1"/>
-    <w:lsdException w:name="Table Grid 5" w:semiHidden="1" w:unhideWhenUsed="1"/>
-    <w:lsdException w:name="Table Grid 6" w:semiHidden="1" w:unhideWhenUsed="1"/>
-    <w:lsdException w:name="Table Grid 7" w:semiHidden="1" w:unhideWhenUsed="1"/>
-    <w:lsdException w:name="Table Grid 8" w:semiHidden="1" w:unhideWhenUsed="1"/>
-    <w:lsdException w:name="Table List 1" w:semiHidden="1" w:unhideWhenUsed="1"/>
-    <w:lsdException w:name="Table List 2" w:semiHidden="1" w:unhideWhenUsed="1"/>
-    <w:lsdException w:name="Table List 3" w:semiHidden="1" w:unhideWhenUsed="1"/>
-    <w:lsdException w:name="Table List 4" w:semiHidden="1" w:unhideWhenUsed="1"/>
-    <w:lsdException w:name="Table List 5" w:semiHidden="1" w:unhideWhenUsed="1"/>
-    <w:lsdException w:name="Table List 6" w:semiHidden="1" w:unhideWhenUsed="1"/>
-    <w:lsdException w:name="Table List 7" w:semiHidden="1" w:unhideWhenUsed="1"/>
-    <w:lsdException w:name="Table List 8" w:semiHidden="1" w:unhideWhenUsed="1"/>
-    <w:lsdException w:name="Table 3D effects 1" w:semiHidden="1" w:unhideWhenUsed="1"/>
-    <w:lsdException w:name="Table 3D effects 2" w:semiHidden="1" w:unhideWhenUsed="1"/>
-    <w:lsdException w:name="Table 3D effects 3" w:semiHidden="1" w:unhideWhenUsed="1"/>
-    <w:lsdException w:name="Table Contemporary" w:semiHidden="1" w:unhideWhenUsed="1"/>
-    <w:lsdException w:name="Table Elegant" w:semiHidden="1" w:unhideWhenUsed="1"/>
-    <w:lsdException w:name="Table Professional" w:semiHidden="1" w:unhideWhenUsed="1"/>
-    <w:lsdException w:name="Table Subtle 1" w:semiHidden="1" w:unhideWhenUsed="1"/>
-    <w:lsdException w:name="Table Subtle 2" w:semiHidden="1" w:unhideWhenUsed="1"/>
-    <w:lsdException w:name="Table Web 1" w:semiHidden="1" w:unhideWhenUsed="1"/>
-    <w:lsdException w:name="Table Web 2" w:semiHidden="1" w:unhideWhenUsed="1"/>
-    <w:lsdException w:name="Table Web 3" w:semiHidden="1" w:unhideWhenUsed="1"/>
-    <w:lsdException w:name="Balloon Text" w:semiHidden="1" w:unhideWhenUsed="1"/>
-    <w:lsdException w:name="Table Grid" w:uiPriority="39"/>
-    <w:lsdException w:name="Table Theme" w:semiHidden="1" w:unhideWhenUsed="1"/>
-    <w:lsdException w:name="Placeholder Text" w:semiHidden="1"/>
-    <w:lsdException w:name="No Spacing" w:uiPriority="1" w:qFormat="1"/>
-    <w:lsdException w:name="Light Shading" w:uiPriority="60"/>
-    <w:lsdException w:name="Light List" w:uiPriority="61"/>
-    <w:lsdException w:name="Light Grid" w:uiPriority="62"/>
-    <w:lsdException w:name="Medium Shading 1" w:uiPriority="63"/>
-    <w:lsdException w:name="Medium Shading 2" w:uiPriority="64"/>
-    <w:lsdException w:name="Medium List 1" w:uiPriority="65"/>
-    <w:lsdException w:name="Medium List 2" w:uiPriority="66"/>
-    <w:lsdException w:name="Medium Grid 1" w:uiPriority="67"/>
-    <w:lsdException w:name="Medium Grid 2" w:uiPriority="68"/>
-    <w:lsdException w:name="Medium Grid 3" w:uiPriority="69"/>
-    <w:lsdException w:name="Dark List" w:uiPriority="70"/>
-    <w:lsdException w:name="Colorful Shading" w:uiPriority="71"/>
-    <w:lsdException w:name="Colorful List" w:uiPriority="72"/>
-    <w:lsdException w:name="Colorful Grid" w:uiPriority="73"/>
-    <w:lsdException w:name="Light Shading Accent 1" w:uiPriority="60"/>
-    <w:lsdException w:name="Light List Accent 1" w:uiPriority="61"/>
-    <w:lsdException w:name="Light Grid Accent 1" w:uiPriority="62"/>
-    <w:lsdException w:name="Medium Shading 1 Accent 1" w:uiPriority="63"/>
-    <w:lsdException w:name="Medium Shading 2 Accent 1" w:uiPriority="64"/>
-    <w:lsdException w:name="Medium List 1 Accent 1" w:uiPriority="65"/>
-    <w:lsdException w:name="Revision" w:semiHidden="1"/>
-    <w:lsdException w:name="List Paragraph" w:uiPriority="34" w:qFormat="1"/>
-    <w:lsdException w:name="Quote" w:uiPriority="29" w:qFormat="1"/>
-    <w:lsdException w:name="Intense Quote" w:uiPriority="30" w:qFormat="1"/>
-    <w:lsdException w:name="Medium List 2 Accent 1" w:uiPriority="66"/>
-    <w:lsdException w:name="Medium Grid 1 Accent 1" w:uiPriority="67"/>
-    <w:lsdException w:name="Medium Grid 2 Accent 1" w:uiPriority="68"/>
-    <w:lsdException w:name="Medium Grid 3 Accent 1" w:uiPriority="69"/>
-    <w:lsdException w:name="Dark List Accent 1" w:uiPriority="70"/>
-    <w:lsdException w:name="Colorful Shading Accent 1" w:uiPriority="71"/>
-    <w:lsdException w:name="Colorful List Accent 1" w:uiPriority="72"/>
-    <w:lsdException w:name="Colorful Grid Accent 1" w:uiPriority="73"/>
-    <w:lsdException w:name="Light Shading Accent 2" w:uiPriority="60"/>
-    <w:lsdException w:name="Light List Accent 2" w:uiPriority="61"/>
-    <w:lsdException w:name="Light Grid Accent 2" w:uiPriority="62"/>
-    <w:lsdException w:name="Medium Shading 1 Accent 2" w:uiPriority="63"/>
-    <w:lsdException w:name="Medium Shading 2 Accent 2" w:uiPriority="64"/>
-    <w:lsdException w:name="Medium List 1 Accent 2" w:uiPriority="65"/>
-    <w:lsdException w:name="Medium List 2 Accent 2" w:uiPriority="66"/>
-    <w:lsdException w:name="Medium Grid 1 Accent 2" w:uiPriority="67"/>
-    <w:lsdException w:name="Medium Grid 2 Accent 2" w:uiPriority="68"/>
-    <w:lsdException w:name="Medium Grid 3 Accent 2" w:uiPriority="69"/>
-    <w:lsdException w:name="Dark List Accent 2" w:uiPriority="70"/>
-    <w:lsdException w:name="Colorful Shading Accent 2" w:uiPriority="71"/>
-    <w:lsdException w:name="Colorful List Accent 2" w:uiPriority="72"/>
-    <w:lsdException w:name="Colorful Grid Accent 2" w:uiPriority="73"/>
-    <w:lsdException w:name="Light Shading Accent 3" w:uiPriority="60"/>
-    <w:lsdException w:name="Light List Accent 3" w:uiPriority="61"/>
-    <w:lsdException w:name="Light Grid Accent 3" w:uiPriority="62"/>
-    <w:lsdException w:name="Medium Shading 1 Accent 3" w:uiPriority="63"/>
-    <w:lsdException w:name="Medium Shading 2 Accent 3" w:uiPriority="64"/>
-    <w:lsdException w:name="Medium List 1 Accent 3" w:uiPriority="65"/>
-    <w:lsdException w:name="Medium List 2 Accent 3" w:uiPriority="66"/>
-    <w:lsdException w:name="Medium Grid 1 Accent 3" w:uiPriority="67"/>
-    <w:lsdException w:name="Medium Grid 2 Accent 3" w:uiPriority="68"/>
-    <w:lsdException w:name="Medium Grid 3 Accent 3" w:uiPriority="69"/>
-    <w:lsdException w:name="Dark List Accent 3" w:uiPriority="70"/>
-    <w:lsdException w:name="Colorful Shading Accent 3" w:uiPriority="71"/>
-    <w:lsdException w:name="Colorful List Accent 3" w:uiPriority="72"/>
-    <w:lsdException w:name="Colorful Grid Accent 3" w:uiPriority="73"/>
-    <w:lsdException w:name="Light Shading Accent 4" w:uiPriority="60"/>
-    <w:lsdException w:name="Light List Accent 4" w:uiPriority="61"/>
-    <w:lsdException w:name="Light Grid Accent 4" w:uiPriority="62"/>
-    <w:lsdException w:name="Medium Shading 1 Accent 4" w:uiPriority="63"/>
-    <w:lsdException w:name="Medium Shading 2 Accent 4" w:uiPriority="64"/>
-    <w:lsdException w:name="Medium List 1 Accent 4" w:uiPriority="65"/>
-    <w:lsdException w:name="Medium List 2 Accent 4" w:uiPriority="66"/>
-    <w:lsdException w:name="Medium Grid 1 Accent 4" w:uiPriority="67"/>
-    <w:lsdException w:name="Medium Grid 2 Accent 4" w:uiPriority="68"/>
-    <w:lsdException w:name="Medium Grid 3 Accent 4" w:uiPriority="69"/>
-    <w:lsdException w:name="Dark List Accent 4" w:uiPriority="70"/>
-    <w:lsdException w:name="Colorful Shading Accent 4" w:uiPriority="71"/>
-    <w:lsdException w:name="Colorful List Accent 4" w:uiPriority="72"/>
-    <w:lsdException w:name="Colorful Grid Accent 4" w:uiPriority="73"/>
-    <w:lsdException w:name="Light Shading Accent 5" w:uiPriority="60"/>
-    <w:lsdException w:name="Light List Accent 5" w:uiPriority="61"/>
-    <w:lsdException w:name="Light Grid Accent 5" w:uiPriority="62"/>
-    <w:lsdException w:name="Medium Shading 1 Accent 5" w:uiPriority="63"/>
-    <w:lsdException w:name="Medium Shading 2 Accent 5" w:uiPriority="64"/>
-    <w:lsdException w:name="Medium List 1 Accent 5" w:uiPriority="65"/>
-    <w:lsdException w:name="Medium List 2 Accent 5" w:uiPriority="66"/>
-    <w:lsdException w:name="Medium Grid 1 Accent 5" w:uiPriority="67"/>
-    <w:lsdException w:name="Medium Grid 2 Accent 5" w:uiPriority="68"/>
-    <w:lsdException w:name="Medium Grid 3 Accent 5" w:uiPriority="69"/>
-    <w:lsdException w:name="Dark List Accent 5" w:uiPriority="70"/>
-    <w:lsdException w:name="Colorful Shading Accent 5" w:uiPriority="71"/>
-    <w:lsdException w:name="Colorful List Accent 5" w:uiPriority="72"/>
-    <w:lsdException w:name="Colorful Grid Accent 5" w:uiPriority="73"/>
-    <w:lsdException w:name="Light Shading Accent 6" w:uiPriority="60"/>
-    <w:lsdException w:name="Light List Accent 6" w:uiPriority="61"/>
-    <w:lsdException w:name="Light Grid Accent 6" w:uiPriority="62"/>
-    <w:lsdException w:name="Medium Shading 1 Accent 6" w:uiPriority="63"/>
-    <w:lsdException w:name="Medium Shading 2 Accent 6" w:uiPriority="64"/>
-    <w:lsdException w:name="Medium List 1 Accent 6" w:uiPriority="65"/>
-    <w:lsdException w:name="Medium List 2 Accent 6" w:uiPriority="66"/>
-    <w:lsdException w:name="Medium Grid 1 Accent 6" w:uiPriority="67"/>
-    <w:lsdException w:name="Medium Grid 2 Accent 6" w:uiPriority="68"/>
-    <w:lsdException w:name="Medium Grid 3 Accent 6" w:uiPriority="69"/>
-    <w:lsdException w:name="Dark List Accent 6" w:uiPriority="70"/>
-    <w:lsdException w:name="Colorful Shading Accent 6" w:uiPriority="71"/>
-    <w:lsdException w:name="Colorful List Accent 6" w:uiPriority="72"/>
-    <w:lsdException w:name="Colorful Grid Accent 6" w:uiPriority="73"/>
-    <w:lsdException w:name="Subtle Emphasis" w:uiPriority="19" w:qFormat="1"/>
-    <w:lsdException w:name="Intense Emphasis" w:uiPriority="21" w:qFormat="1"/>
-    <w:lsdException w:name="Subtle Reference" w:uiPriority="31" w:qFormat="1"/>
-    <w:lsdException w:name="Intense Reference" w:uiPriority="32" w:qFormat="1"/>
-    <w:lsdException w:name="Book Title" w:uiPriority="33" w:qFormat="1"/>
-    <w:lsdException w:name="Bibliography" w:semiHidden="1" w:uiPriority="37" w:unhideWhenUsed="1"/>
-    <w:lsdException w:name="TOC Heading" w:semiHidden="1" w:uiPriority="39" w:unhideWhenUsed="1" w:qFormat="1"/>
-    <w:lsdException w:name="Plain Table 1" w:uiPriority="41"/>
-    <w:lsdException w:name="Plain Table 2" w:uiPriority="42"/>
-    <w:lsdException w:name="Plain Table 3" w:uiPriority="43"/>
-    <w:lsdException w:name="Plain Table 4" w:uiPriority="44"/>
-    <w:lsdException w:name="Plain Table 5" w:uiPriority="45"/>
-    <w:lsdException w:name="Grid Table Light" w:uiPriority="40"/>
-    <w:lsdException w:name="Grid Table 1 Light" w:uiPriority="46"/>
-    <w:lsdException w:name="Grid Table 2" w:uiPriority="47"/>
-    <w:lsdException w:name="Grid Table 3" w:uiPriority="48"/>
-    <w:lsdException w:name="Grid Table 4" w:uiPriority="49"/>
-    <w:lsdException w:name="Grid Table 5 Dark" w:uiPriority="50"/>
-    <w:lsdException w:name="Grid Table 6 Colorful" w:uiPriority="51"/>
-    <w:lsdException w:name="Grid Table 7 Colorful" w:uiPriority="52"/>
-    <w:lsdException w:name="Grid Table 1 Light Accent 1" w:uiPriority="46"/>
-    <w:lsdException w:name="Grid Table 2 Accent 1" w:uiPriority="47"/>
-    <w:lsdException w:name="Grid Table 3 Accent 1" w:uiPriority="48"/>
-    <w:lsdException w:name="Grid Table 4 Accent 1" w:uiPriority="49"/>
-    <w:lsdException w:name="Grid Table 5 Dark Accent 1" w:uiPriority="50"/>
-    <w:lsdException w:name="Grid Table 6 Colorful Accent 1" w:uiPriority="51"/>
-    <w:lsdException w:name="Grid Table 7 Colorful Accent 1" w:uiPriority="52"/>
-    <w:lsdException w:name="Grid Table 1 Light Accent 2" w:uiPriority="46"/>
-    <w:lsdException w:name="Grid Table 2 Accent 2" w:uiPriority="47"/>
-    <w:lsdException w:name="Grid Table 3 Accent 2" w:uiPriority="48"/>
-    <w:lsdException w:name="Grid Table 4 Accent 2" w:uiPriority="49"/>
-    <w:lsdException w:name="Grid Table 5 Dark Accent 2" w:uiPriority="50"/>
-    <w:lsdException w:name="Grid Table 6 Colorful Accent 2" w:uiPriority="51"/>
-    <w:lsdException w:name="Grid Table 7 Colorful Accent 2" w:uiPriority="52"/>
-    <w:lsdException w:name="Grid Table 1 Light Accent 3" w:uiPriority="46"/>
-    <w:lsdException w:name="Grid Table 2 Accent 3" w:uiPriority="47"/>
-    <w:lsdException w:name="Grid Table 3 Accent 3" w:uiPriority="48"/>
-    <w:lsdException w:name="Grid Table 4 Accent 3" w:uiPriority="49"/>
-    <w:lsdException w:name="Grid Table 5 Dark Accent 3" w:uiPriority="50"/>
-    <w:lsdException w:name="Grid Table 6 Colorful Accent 3" w:uiPriority="51"/>
-    <w:lsdException w:name="Grid Table 7 Colorful Accent 3" w:uiPriority="52"/>
-    <w:lsdException w:name="Grid Table 1 Light Accent 4" w:uiPriority="46"/>
-    <w:lsdException w:name="Grid Table 2 Accent 4" w:uiPriority="47"/>
-    <w:lsdException w:name="Grid Table 3 Accent 4" w:uiPriority="48"/>
-    <w:lsdException w:name="Grid Table 4 Accent 4" w:uiPriority="49"/>
-    <w:lsdException w:name="Grid Table 5 Dark Accent 4" w:uiPriority="50"/>
-    <w:lsdException w:name="Grid Table 6 Colorful Accent 4" w:uiPriority="51"/>
-    <w:lsdException w:name="Grid Table 7 Colorful Accent 4" w:uiPriority="52"/>
-    <w:lsdException w:name="Grid Table 1 Light Accent 5" w:uiPriority="46"/>
-    <w:lsdException w:name="Grid Table 2 Accent 5" w:uiPriority="47"/>
-    <w:lsdException w:name="Grid Table 3 Accent 5" w:uiPriority="48"/>
-    <w:lsdException w:name="Grid Table 4 Accent 5" w:uiPriority="49"/>
-    <w:lsdException w:name="Grid Table 5 Dark Accent 5" w:uiPriority="50"/>
-    <w:lsdException w:name="Grid Table 6 Colorful Accent 5" w:uiPriority="51"/>
-    <w:lsdException w:name="Grid Table 7 Colorful Accent 5" w:uiPriority="52"/>
-    <w:lsdException w:name="Grid Table 1 Light Accent 6" w:uiPriority="46"/>
-    <w:lsdException w:name="Grid Table 2 Accent 6" w:uiPriority="47"/>
-    <w:lsdException w:name="Grid Table 3 Accent 6" w:uiPriority="48"/>
-    <w:lsdException w:name="Grid Table 4 Accent 6" w:uiPriority="49"/>
-    <w:lsdException w:name="Grid Table 5 Dark Accent 6" w:uiPriority="50"/>
-    <w:lsdException w:name="Grid Table 6 Colorful Accent 6" w:uiPriority="51"/>
-    <w:lsdException w:name="Grid Table 7 Colorful Accent 6" w:uiPriority="52"/>
-    <w:lsdException w:name="List Table 1 Light" w:uiPriority="46"/>
-    <w:lsdException w:name="List Table 2" w:uiPriority="47"/>
-    <w:lsdException w:name="List Table 3" w:uiPriority="48"/>
-    <w:lsdException w:name="List Table 4" w:uiPriority="49"/>
-    <w:lsdException w:name="List Table 5 Dark" w:uiPriority="50"/>
-    <w:lsdException w:name="List Table 6 Colorful" w:uiPriority="51"/>
-    <w:lsdException w:name="List Table 7 Colorful" w:uiPriority="52"/>
-    <w:lsdException w:name="List Table 1 Light Accent 1" w:uiPriority="46"/>
-    <w:lsdException w:name="List Table 2 Accent 1" w:uiPriority="47"/>
-    <w:lsdException w:name="List Table 3 Accent 1" w:uiPriority="48"/>
-    <w:lsdException w:name="List Table 4 Accent 1" w:uiPriority="49"/>
-    <w:lsdException w:name="List Table 5 Dark Accent 1" w:uiPriority="50"/>
-    <w:lsdException w:name="List Table 6 Colorful Accent 1" w:uiPriority="51"/>
-    <w:lsdException w:name="List Table 7 Colorful Accent 1" w:uiPriority="52"/>
-    <w:lsdException w:name="List Table 1 Light Accent 2" w:uiPriority="46"/>
-    <w:lsdException w:name="List Table 2 Accent 2" w:uiPriority="47"/>
-    <w:lsdException w:name="List Table 3 Accent 2" w:uiPriority="48"/>
-    <w:lsdException w:name="List Table 4 Accent 2" w:uiPriority="49"/>
-    <w:lsdException w:name="List Table 5 Dark Accent 2" w:uiPriority="50"/>
-    <w:lsdException w:name="List Table 6 Colorful Accent 2" w:uiPriority="51"/>
-    <w:lsdException w:name="List Table 7 Colorful Accent 2" w:uiPriority="52"/>
-    <w:lsdException w:name="List Table 1 Light Accent 3" w:uiPriority="46"/>
-    <w:lsdException w:name="List Table 2 Accent 3" w:uiPriority="47"/>
-    <w:lsdException w:name="List Table 3 Accent 3" w:uiPriority="48"/>
-    <w:lsdException w:name="List Table 4 Accent 3" w:uiPriority="49"/>
-    <w:lsdException w:name="List Table 5 Dark Accent 3" w:uiPriority="50"/>
-    <w:lsdException w:name="List Table 6 Colorful Accent 3" w:uiPriority="51"/>
-    <w:lsdException w:name="List Table 7 Colorful Accent 3" w:uiPriority="52"/>
-    <w:lsdException w:name="List Table 1 Light Accent 4" w:uiPriority="46"/>
-    <w:lsdException w:name="List Table 2 Accent 4" w:uiPriority="47"/>
-    <w:lsdException w:name="List Table 3 Accent 4" w:uiPriority="48"/>
-    <w:lsdException w:name="List Table 4 Accent 4" w:uiPriority="49"/>
-    <w:lsdException w:name="List Table 5 Dark Accent 4" w:uiPriority="50"/>
-    <w:lsdException w:name="List Table 6 Colorful Accent 4" w:uiPriority="51"/>
-    <w:lsdException w:name="List Table 7 Colorful Accent 4" w:uiPriority="52"/>
-    <w:lsdException w:name="List Table 1 Light Accent 5" w:uiPriority="46"/>
-    <w:lsdException w:name="List Table 2 Accent 5" w:uiPriority="47"/>
-    <w:lsdException w:name="List Table 3 Accent 5" w:uiPriority="48"/>
-    <w:lsdException w:name="List Table 4 Accent 5" w:uiPriority="49"/>
-    <w:lsdException w:name="List Table 5 Dark Accent 5" w:uiPriority="50"/>
-    <w:lsdException w:name="List Table 6 Colorful Accent 5" w:uiPriority="51"/>
-    <w:lsdException w:name="List Table 7 Colorful Accent 5" w:uiPriority="52"/>
-    <w:lsdException w:name="List Table 1 Light Accent 6" w:uiPriority="46"/>
-    <w:lsdException w:name="List Table 2 Accent 6" w:uiPriority="47"/>
-    <w:lsdException w:name="List Table 3 Accent 6" w:uiPriority="48"/>
-    <w:lsdException w:name="List Table 4 Accent 6" w:uiPriority="49"/>
-    <w:lsdException w:name="List Table 5 Dark Accent 6" w:uiPriority="50"/>
-    <w:lsdException w:name="List Table 6 Colorful Accent 6" w:uiPriority="51"/>
-    <w:lsdException w:name="List Table 7 Colorful Accent 6" w:uiPriority="52"/>
-    <w:lsdException w:name="Mention" w:semiHidden="1" w:unhideWhenUsed="1"/>
-    <w:lsdException w:name="Smart Hyperlink" w:semiHidden="1" w:unhideWhenUsed="1"/>
-    <w:lsdException w:name="Hashtag" w:semiHidden="1" w:unhideWhenUsed="1"/>
-    <w:lsdException w:name="Unresolved Mention" w:semiHidden="1" w:unhideWhenUsed="1"/>
-    <w:lsdException w:name="Smart Link" w:semiHidden="1" w:unhideWhenUsed="1"/>
+  <w:latentStyles w:count="260" w:defQFormat="0" w:defUnhideWhenUsed="1" w:defSemiHidden="1" w:defUIPriority="99" w:defLockedState="0">
+    <w:lsdException w:qFormat="1" w:unhideWhenUsed="0" w:uiPriority="0" w:semiHidden="0" w:name="Normal"/>
+    <w:lsdException w:qFormat="1" w:unhideWhenUsed="0" w:uiPriority="9" w:semiHidden="0" w:name="heading 1"/>
+    <w:lsdException w:qFormat="1" w:uiPriority="9" w:name="heading 2"/>
+    <w:lsdException w:qFormat="1" w:uiPriority="9" w:name="heading 3"/>
+    <w:lsdException w:qFormat="1" w:uiPriority="9" w:name="heading 4"/>
+    <w:lsdException w:qFormat="1" w:uiPriority="9" w:name="heading 5"/>
+    <w:lsdException w:qFormat="1" w:uiPriority="9" w:name="heading 6"/>
+    <w:lsdException w:qFormat="1" w:uiPriority="9" w:name="heading 7"/>
+    <w:lsdException w:qFormat="1" w:uiPriority="9" w:name="heading 8"/>
+    <w:lsdException w:qFormat="1" w:uiPriority="9" w:name="heading 9"/>
+    <w:lsdException w:uiPriority="99" w:name="index 1"/>
+    <w:lsdException w:uiPriority="99" w:name="index 2"/>
+    <w:lsdException w:uiPriority="99" w:name="index 3"/>
+    <w:lsdException w:uiPriority="99" w:name="index 4"/>
+    <w:lsdException w:uiPriority="99" w:name="index 5"/>
+    <w:lsdException w:uiPriority="99" w:name="index 6"/>
+    <w:lsdException w:uiPriority="99" w:name="index 7"/>
+    <w:lsdException w:uiPriority="99" w:name="index 8"/>
+    <w:lsdException w:uiPriority="99" w:name="index 9"/>
+    <w:lsdException w:uiPriority="39" w:name="toc 1"/>
+    <w:lsdException w:uiPriority="39" w:name="toc 2"/>
+    <w:lsdException w:uiPriority="39" w:name="toc 3"/>
+    <w:lsdException w:uiPriority="39" w:name="toc 4"/>
+    <w:lsdException w:uiPriority="39" w:name="toc 5"/>
+    <w:lsdException w:uiPriority="39" w:name="toc 6"/>
+    <w:lsdException w:uiPriority="39" w:name="toc 7"/>
+    <w:lsdException w:uiPriority="39" w:name="toc 8"/>
+    <w:lsdException w:uiPriority="39" w:name="toc 9"/>
+    <w:lsdException w:uiPriority="99" w:name="Normal Indent"/>
+    <w:lsdException w:uiPriority="99" w:name="footnote text"/>
+    <w:lsdException w:uiPriority="99" w:name="annotation text"/>
+    <w:lsdException w:uiPriority="99" w:name="header"/>
+    <w:lsdException w:uiPriority="99" w:name="footer"/>
+    <w:lsdException w:uiPriority="99" w:name="index heading"/>
+    <w:lsdException w:qFormat="1" w:uiPriority="35" w:name="caption"/>
+    <w:lsdException w:uiPriority="99" w:name="table of figures"/>
+    <w:lsdException w:uiPriority="99" w:name="envelope address"/>
+    <w:lsdException w:uiPriority="99" w:name="envelope return"/>
+    <w:lsdException w:uiPriority="99" w:name="footnote reference"/>
+    <w:lsdException w:uiPriority="99" w:name="annotation reference"/>
+    <w:lsdException w:uiPriority="99" w:name="line number"/>
+    <w:lsdException w:uiPriority="99" w:name="page number"/>
+    <w:lsdException w:uiPriority="99" w:name="endnote reference"/>
+    <w:lsdException w:uiPriority="99" w:name="endnote text"/>
+    <w:lsdException w:uiPriority="99" w:name="table of authorities"/>
+    <w:lsdException w:uiPriority="99" w:name="macro"/>
+    <w:lsdException w:uiPriority="99" w:name="toa heading"/>
+    <w:lsdException w:uiPriority="99" w:name="List"/>
+    <w:lsdException w:uiPriority="99" w:name="List Bullet"/>
+    <w:lsdException w:uiPriority="99" w:name="List Number"/>
+    <w:lsdException w:uiPriority="99" w:name="List 2"/>
+    <w:lsdException w:uiPriority="99" w:name="List 3"/>
+    <w:lsdException w:uiPriority="99" w:name="List 4"/>
+    <w:lsdException w:uiPriority="99" w:name="List 5"/>
+    <w:lsdException w:uiPriority="99" w:name="List Bullet 2"/>
+    <w:lsdException w:uiPriority="99" w:name="List Bullet 3"/>
+    <w:lsdException w:uiPriority="99" w:name="List Bullet 4"/>
+    <w:lsdException w:uiPriority="99" w:name="List Bullet 5"/>
+    <w:lsdException w:uiPriority="99" w:name="List Number 2"/>
+    <w:lsdException w:uiPriority="99" w:name="List Number 3"/>
+    <w:lsdException w:uiPriority="99" w:name="List Number 4"/>
+    <w:lsdException w:uiPriority="99" w:name="List Number 5"/>
+    <w:lsdException w:qFormat="1" w:unhideWhenUsed="0" w:uiPriority="10" w:semiHidden="0" w:name="Title"/>
+    <w:lsdException w:uiPriority="99" w:name="Closing"/>
+    <w:lsdException w:uiPriority="99" w:name="Signature"/>
+    <w:lsdException w:qFormat="1" w:uiPriority="1" w:name="Default Paragraph Font"/>
+    <w:lsdException w:uiPriority="99" w:name="Body Text"/>
+    <w:lsdException w:uiPriority="99" w:name="Body Text Indent"/>
+    <w:lsdException w:uiPriority="99" w:name="List Continue"/>
+    <w:lsdException w:uiPriority="99" w:name="List Continue 2"/>
+    <w:lsdException w:uiPriority="99" w:name="List Continue 3"/>
+    <w:lsdException w:uiPriority="99" w:name="List Continue 4"/>
+    <w:lsdException w:uiPriority="99" w:name="List Continue 5"/>
+    <w:lsdException w:uiPriority="99" w:name="Message Header"/>
+    <w:lsdException w:qFormat="1" w:unhideWhenUsed="0" w:uiPriority="11" w:semiHidden="0" w:name="Subtitle"/>
+    <w:lsdException w:uiPriority="99" w:name="Salutation"/>
+    <w:lsdException w:uiPriority="99" w:name="Date"/>
+    <w:lsdException w:uiPriority="99" w:name="Body Text First Indent"/>
+    <w:lsdException w:uiPriority="99" w:name="Body Text First Indent 2"/>
+    <w:lsdException w:uiPriority="99" w:name="Note Heading"/>
+    <w:lsdException w:uiPriority="99" w:name="Body Text 2"/>
+    <w:lsdException w:uiPriority="99" w:name="Body Text 3"/>
+    <w:lsdException w:uiPriority="99" w:name="Body Text Indent 2"/>
+    <w:lsdException w:uiPriority="99" w:name="Body Text Indent 3"/>
+    <w:lsdException w:uiPriority="99" w:name="Block Text"/>
+    <w:lsdException w:uiPriority="99" w:name="Hyperlink"/>
+    <w:lsdException w:uiPriority="99" w:name="FollowedHyperlink"/>
+    <w:lsdException w:qFormat="1" w:unhideWhenUsed="0" w:uiPriority="22" w:semiHidden="0" w:name="Strong"/>
+    <w:lsdException w:qFormat="1" w:unhideWhenUsed="0" w:uiPriority="20" w:semiHidden="0" w:name="Emphasis"/>
+    <w:lsdException w:uiPriority="99" w:name="Document Map"/>
+    <w:lsdException w:uiPriority="99" w:name="Plain Text"/>
+    <w:lsdException w:uiPriority="99" w:name="E-mail Signature"/>
+    <w:lsdException w:uiPriority="99" w:name="Normal (Web)"/>
+    <w:lsdException w:uiPriority="99" w:name="HTML Acronym"/>
+    <w:lsdException w:uiPriority="99" w:name="HTML Address"/>
+    <w:lsdException w:uiPriority="99" w:name="HTML Cite"/>
+    <w:lsdException w:uiPriority="99" w:name="HTML Code"/>
+    <w:lsdException w:uiPriority="99" w:name="HTML Definition"/>
+    <w:lsdException w:uiPriority="99" w:name="HTML Keyboard"/>
+    <w:lsdException w:uiPriority="99" w:name="HTML Preformatted"/>
+    <w:lsdException w:uiPriority="99" w:name="HTML Sample"/>
+    <w:lsdException w:uiPriority="99" w:name="HTML Typewriter"/>
+    <w:lsdException w:uiPriority="99" w:name="HTML Variable"/>
+    <w:lsdException w:qFormat="1" w:uiPriority="99" w:name="Normal Table"/>
+    <w:lsdException w:uiPriority="99" w:name="annotation subject"/>
+    <w:lsdException w:uiPriority="99" w:name="Table Simple 1"/>
+    <w:lsdException w:uiPriority="99" w:name="Table Simple 2"/>
+    <w:lsdException w:uiPriority="99" w:name="Table Simple 3"/>
+    <w:lsdException w:uiPriority="99" w:name="Table Classic 1"/>
+    <w:lsdException w:uiPriority="99" w:name="Table Classic 2"/>
+    <w:lsdException w:uiPriority="99" w:name="Table Classic 3"/>
+    <w:lsdException w:uiPriority="99" w:name="Table Classic 4"/>
+    <w:lsdException w:uiPriority="99" w:name="Table Colorful 1"/>
+    <w:lsdException w:uiPriority="99" w:name="Table Colorful 2"/>
+    <w:lsdException w:uiPriority="99" w:name="Table Colorful 3"/>
+    <w:lsdException w:uiPriority="99" w:name="Table Columns 1"/>
+    <w:lsdException w:uiPriority="99" w:name="Table Columns 2"/>
+    <w:lsdException w:uiPriority="99" w:name="Table Columns 3"/>
+    <w:lsdException w:uiPriority="99" w:name="Table Columns 4"/>
+    <w:lsdException w:uiPriority="99" w:name="Table Columns 5"/>
+    <w:lsdException w:uiPriority="99" w:name="Table Grid 1"/>
+    <w:lsdException w:uiPriority="99" w:name="Table Grid 2"/>
+    <w:lsdException w:uiPriority="99" w:name="Table Grid 3"/>
+    <w:lsdException w:uiPriority="99" w:name="Table Grid 4"/>
+    <w:lsdException w:uiPriority="99" w:name="Table Grid 5"/>
+    <w:lsdException w:uiPriority="99" w:name="Table Grid 6"/>
+    <w:lsdException w:uiPriority="99" w:name="Table Grid 7"/>
+    <w:lsdException w:uiPriority="99" w:name="Table Grid 8"/>
+    <w:lsdException w:uiPriority="99" w:name="Table List 1"/>
+    <w:lsdException w:uiPriority="99" w:name="Table List 2"/>
+    <w:lsdException w:uiPriority="99" w:name="Table List 3"/>
+    <w:lsdException w:uiPriority="99" w:name="Table List 4"/>
+    <w:lsdException w:uiPriority="99" w:name="Table List 5"/>
+    <w:lsdException w:uiPriority="99" w:name="Table List 6"/>
+    <w:lsdException w:uiPriority="99" w:name="Table List 7"/>
+    <w:lsdException w:uiPriority="99" w:name="Table List 8"/>
+    <w:lsdException w:uiPriority="99" w:name="Table 3D effects 1"/>
+    <w:lsdException w:uiPriority="99" w:name="Table 3D effects 2"/>
+    <w:lsdException w:uiPriority="99" w:name="Table 3D effects 3"/>
+    <w:lsdException w:uiPriority="99" w:name="Table Contemporary"/>
+    <w:lsdException w:uiPriority="99" w:name="Table Elegant"/>
+    <w:lsdException w:uiPriority="99" w:name="Table Professional"/>
+    <w:lsdException w:uiPriority="99" w:name="Table Subtle 1"/>
+    <w:lsdException w:uiPriority="99" w:name="Table Subtle 2"/>
+    <w:lsdException w:uiPriority="99" w:name="Table Web 1"/>
+    <w:lsdException w:uiPriority="99" w:name="Table Web 2"/>
+    <w:lsdException w:uiPriority="99" w:name="Table Web 3"/>
+    <w:lsdException w:uiPriority="99" w:name="Balloon Text"/>
+    <w:lsdException w:unhideWhenUsed="0" w:uiPriority="39" w:semiHidden="0" w:name="Table Grid"/>
+    <w:lsdException w:uiPriority="99" w:name="Table Theme"/>
+    <w:lsdException w:unhideWhenUsed="0" w:uiPriority="60" w:semiHidden="0" w:name="Light Shading"/>
+    <w:lsdException w:unhideWhenUsed="0" w:uiPriority="61" w:semiHidden="0" w:name="Light List"/>
+    <w:lsdException w:unhideWhenUsed="0" w:uiPriority="62" w:semiHidden="0" w:name="Light Grid"/>
+    <w:lsdException w:unhideWhenUsed="0" w:uiPriority="63" w:semiHidden="0" w:name="Medium Shading 1"/>
+    <w:lsdException w:unhideWhenUsed="0" w:uiPriority="64" w:semiHidden="0" w:name="Medium Shading 2"/>
+    <w:lsdException w:unhideWhenUsed="0" w:uiPriority="65" w:semiHidden="0" w:name="Medium List 1"/>
+    <w:lsdException w:unhideWhenUsed="0" w:uiPriority="66" w:semiHidden="0" w:name="Medium List 2"/>
+    <w:lsdException w:unhideWhenUsed="0" w:uiPriority="67" w:semiHidden="0" w:name="Medium Grid 1"/>
+    <w:lsdException w:unhideWhenUsed="0" w:uiPriority="68" w:semiHidden="0" w:name="Medium Grid 2"/>
+    <w:lsdException w:unhideWhenUsed="0" w:uiPriority="69" w:semiHidden="0" w:name="Medium Grid 3"/>
+    <w:lsdException w:unhideWhenUsed="0" w:uiPriority="70" w:semiHidden="0" w:name="Dark List"/>
+    <w:lsdException w:unhideWhenUsed="0" w:uiPriority="71" w:semiHidden="0" w:name="Colorful Shading"/>
+    <w:lsdException w:unhideWhenUsed="0" w:uiPriority="72" w:semiHidden="0" w:name="Colorful List"/>
+    <w:lsdException w:unhideWhenUsed="0" w:uiPriority="73" w:semiHidden="0" w:name="Colorful Grid"/>
+    <w:lsdException w:unhideWhenUsed="0" w:uiPriority="60" w:semiHidden="0" w:name="Light Shading Accent 1"/>
+    <w:lsdException w:unhideWhenUsed="0" w:uiPriority="61" w:semiHidden="0" w:name="Light List Accent 1"/>
+    <w:lsdException w:unhideWhenUsed="0" w:uiPriority="62" w:semiHidden="0" w:name="Light Grid Accent 1"/>
+    <w:lsdException w:unhideWhenUsed="0" w:uiPriority="63" w:semiHidden="0" w:name="Medium Shading 1 Accent 1"/>
+    <w:lsdException w:unhideWhenUsed="0" w:uiPriority="64" w:semiHidden="0" w:name="Medium Shading 2 Accent 1"/>
+    <w:lsdException w:unhideWhenUsed="0" w:uiPriority="65" w:semiHidden="0" w:name="Medium List 1 Accent 1"/>
+    <w:lsdException w:unhideWhenUsed="0" w:uiPriority="66" w:semiHidden="0" w:name="Medium List 2 Accent 1"/>
+    <w:lsdException w:unhideWhenUsed="0" w:uiPriority="67" w:semiHidden="0" w:name="Medium Grid 1 Accent 1"/>
+    <w:lsdException w:unhideWhenUsed="0" w:uiPriority="68" w:semiHidden="0" w:name="Medium Grid 2 Accent 1"/>
+    <w:lsdException w:unhideWhenUsed="0" w:uiPriority="69" w:semiHidden="0" w:name="Medium Grid 3 Accent 1"/>
+    <w:lsdException w:unhideWhenUsed="0" w:uiPriority="70" w:semiHidden="0" w:name="Dark List Accent 1"/>
+    <w:lsdException w:unhideWhenUsed="0" w:uiPriority="71" w:semiHidden="0" w:name="Colorful Shading Accent 1"/>
+    <w:lsdException w:unhideWhenUsed="0" w:uiPriority="72" w:semiHidden="0" w:name="Colorful List Accent 1"/>
+    <w:lsdException w:unhideWhenUsed="0" w:uiPriority="73" w:semiHidden="0" w:name="Colorful Grid Accent 1"/>
+    <w:lsdException w:unhideWhenUsed="0" w:uiPriority="60" w:semiHidden="0" w:name="Light Shading Accent 2"/>
+    <w:lsdException w:unhideWhenUsed="0" w:uiPriority="61" w:semiHidden="0" w:name="Light List Accent 2"/>
+    <w:lsdException w:unhideWhenUsed="0" w:uiPriority="62" w:semiHidden="0" w:name="Light Grid Accent 2"/>
+    <w:lsdException w:unhideWhenUsed="0" w:uiPriority="63" w:semiHidden="0" w:name="Medium Shading 1 Accent 2"/>
+    <w:lsdException w:unhideWhenUsed="0" w:uiPriority="64" w:semiHidden="0" w:name="Medium Shading 2 Accent 2"/>
+    <w:lsdException w:unhideWhenUsed="0" w:uiPriority="65" w:semiHidden="0" w:name="Medium List 1 Accent 2"/>
+    <w:lsdException w:unhideWhenUsed="0" w:uiPriority="66" w:semiHidden="0" w:name="Medium List 2 Accent 2"/>
+    <w:lsdException w:unhideWhenUsed="0" w:uiPriority="67" w:semiHidden="0" w:name="Medium Grid 1 Accent 2"/>
+    <w:lsdException w:unhideWhenUsed="0" w:uiPriority="68" w:semiHidden="0" w:name="Medium Grid 2 Accent 2"/>
+    <w:lsdException w:unhideWhenUsed="0" w:uiPriority="69" w:semiHidden="0" w:name="Medium Grid 3 Accent 2"/>
+    <w:lsdException w:unhideWhenUsed="0" w:uiPriority="70" w:semiHidden="0" w:name="Dark List Accent 2"/>
+    <w:lsdException w:unhideWhenUsed="0" w:uiPriority="71" w:semiHidden="0" w:name="Colorful Shading Accent 2"/>
+    <w:lsdException w:unhideWhenUsed="0" w:uiPriority="72" w:semiHidden="0" w:name="Colorful List Accent 2"/>
+    <w:lsdException w:unhideWhenUsed="0" w:uiPriority="73" w:semiHidden="0" w:name="Colorful Grid Accent 2"/>
+    <w:lsdException w:unhideWhenUsed="0" w:uiPriority="60" w:semiHidden="0" w:name="Light Shading Accent 3"/>
+    <w:lsdException w:unhideWhenUsed="0" w:uiPriority="61" w:semiHidden="0" w:name="Light List Accent 3"/>
+    <w:lsdException w:unhideWhenUsed="0" w:uiPriority="62" w:semiHidden="0" w:name="Light Grid Accent 3"/>
+    <w:lsdException w:unhideWhenUsed="0" w:uiPriority="63" w:semiHidden="0" w:name="Medium Shading 1 Accent 3"/>
+    <w:lsdException w:unhideWhenUsed="0" w:uiPriority="64" w:semiHidden="0" w:name="Medium Shading 2 Accent 3"/>
+    <w:lsdException w:unhideWhenUsed="0" w:uiPriority="65" w:semiHidden="0" w:name="Medium List 1 Accent 3"/>
+    <w:lsdException w:unhideWhenUsed="0" w:uiPriority="66" w:semiHidden="0" w:name="Medium List 2 Accent 3"/>
+    <w:lsdException w:unhideWhenUsed="0" w:uiPriority="67" w:semiHidden="0" w:name="Medium Grid 1 Accent 3"/>
+    <w:lsdException w:unhideWhenUsed="0" w:uiPriority="68" w:semiHidden="0" w:name="Medium Grid 2 Accent 3"/>
+    <w:lsdException w:unhideWhenUsed="0" w:uiPriority="69" w:semiHidden="0" w:name="Medium Grid 3 Accent 3"/>
+    <w:lsdException w:unhideWhenUsed="0" w:uiPriority="70" w:semiHidden="0" w:name="Dark List Accent 3"/>
+    <w:lsdException w:unhideWhenUsed="0" w:uiPriority="71" w:semiHidden="0" w:name="Colorful Shading Accent 3"/>
+    <w:lsdException w:unhideWhenUsed="0" w:uiPriority="72" w:semiHidden="0" w:name="Colorful List Accent 3"/>
+    <w:lsdException w:unhideWhenUsed="0" w:uiPriority="73" w:semiHidden="0" w:name="Colorful Grid Accent 3"/>
+    <w:lsdException w:unhideWhenUsed="0" w:uiPriority="60" w:semiHidden="0" w:name="Light Shading Accent 4"/>
+    <w:lsdException w:unhideWhenUsed="0" w:uiPriority="61" w:semiHidden="0" w:name="Light List Accent 4"/>
+    <w:lsdException w:unhideWhenUsed="0" w:uiPriority="62" w:semiHidden="0" w:name="Light Grid Accent 4"/>
+    <w:lsdException w:unhideWhenUsed="0" w:uiPriority="63" w:semiHidden="0" w:name="Medium Shading 1 Accent 4"/>
+    <w:lsdException w:unhideWhenUsed="0" w:uiPriority="64" w:semiHidden="0" w:name="Medium Shading 2 Accent 4"/>
+    <w:lsdException w:unhideWhenUsed="0" w:uiPriority="65" w:semiHidden="0" w:name="Medium List 1 Accent 4"/>
+    <w:lsdException w:unhideWhenUsed="0" w:uiPriority="66" w:semiHidden="0" w:name="Medium List 2 Accent 4"/>
+    <w:lsdException w:unhideWhenUsed="0" w:uiPriority="67" w:semiHidden="0" w:name="Medium Grid 1 Accent 4"/>
+    <w:lsdException w:unhideWhenUsed="0" w:uiPriority="68" w:semiHidden="0" w:name="Medium Grid 2 Accent 4"/>
+    <w:lsdException w:unhideWhenUsed="0" w:uiPriority="69" w:semiHidden="0" w:name="Medium Grid 3 Accent 4"/>
+    <w:lsdException w:unhideWhenUsed="0" w:uiPriority="70" w:semiHidden="0" w:name="Dark List Accent 4"/>
+    <w:lsdException w:unhideWhenUsed="0" w:uiPriority="71" w:semiHidden="0" w:name="Colorful Shading Accent 4"/>
+    <w:lsdException w:unhideWhenUsed="0" w:uiPriority="72" w:semiHidden="0" w:name="Colorful List Accent 4"/>
+    <w:lsdException w:unhideWhenUsed="0" w:uiPriority="73" w:semiHidden="0" w:name="Colorful Grid Accent 4"/>
+    <w:lsdException w:unhideWhenUsed="0" w:uiPriority="60" w:semiHidden="0" w:name="Light Shading Accent 5"/>
+    <w:lsdException w:unhideWhenUsed="0" w:uiPriority="61" w:semiHidden="0" w:name="Light List Accent 5"/>
+    <w:lsdException w:unhideWhenUsed="0" w:uiPriority="62" w:semiHidden="0" w:name="Light Grid Accent 5"/>
+    <w:lsdException w:unhideWhenUsed="0" w:uiPriority="63" w:semiHidden="0" w:name="Medium Shading 1 Accent 5"/>
+    <w:lsdException w:unhideWhenUsed="0" w:uiPriority="64" w:semiHidden="0" w:name="Medium Shading 2 Accent 5"/>
+    <w:lsdException w:unhideWhenUsed="0" w:uiPriority="65" w:semiHidden="0" w:name="Medium List 1 Accent 5"/>
+    <w:lsdException w:unhideWhenUsed="0" w:uiPriority="66" w:semiHidden="0" w:name="Medium List 2 Accent 5"/>
+    <w:lsdException w:unhideWhenUsed="0" w:uiPriority="67" w:semiHidden="0" w:name="Medium Grid 1 Accent 5"/>
+    <w:lsdException w:unhideWhenUsed="0" w:uiPriority="68" w:semiHidden="0" w:name="Medium Grid 2 Accent 5"/>
+    <w:lsdException w:unhideWhenUsed="0" w:uiPriority="69" w:semiHidden="0" w:name="Medium Grid 3 Accent 5"/>
+    <w:lsdException w:unhideWhenUsed="0" w:uiPriority="70" w:semiHidden="0" w:name="Dark List Accent 5"/>
+    <w:lsdException w:unhideWhenUsed="0" w:uiPriority="71" w:semiHidden="0" w:name="Colorful Shading Accent 5"/>
+    <w:lsdException w:unhideWhenUsed="0" w:uiPriority="72" w:semiHidden="0" w:name="Colorful List Accent 5"/>
+    <w:lsdException w:unhideWhenUsed="0" w:uiPriority="73" w:semiHidden="0" w:name="Colorful Grid Accent 5"/>
+    <w:lsdException w:unhideWhenUsed="0" w:uiPriority="60" w:semiHidden="0" w:name="Light Shading Accent 6"/>
+    <w:lsdException w:unhideWhenUsed="0" w:uiPriority="61" w:semiHidden="0" w:name="Light List Accent 6"/>
+    <w:lsdException w:unhideWhenUsed="0" w:uiPriority="62" w:semiHidden="0" w:name="Light Grid Accent 6"/>
+    <w:lsdException w:unhideWhenUsed="0" w:uiPriority="63" w:semiHidden="0" w:name="Medium Shading 1 Accent 6"/>
+    <w:lsdException w:unhideWhenUsed="0" w:uiPriority="64" w:semiHidden="0" w:name="Medium Shading 2 Accent 6"/>
+    <w:lsdException w:unhideWhenUsed="0" w:uiPriority="65" w:semiHidden="0" w:name="Medium List 1 Accent 6"/>
+    <w:lsdException w:unhideWhenUsed="0" w:uiPriority="66" w:semiHidden="0" w:name="Medium List 2 Accent 6"/>
+    <w:lsdException w:unhideWhenUsed="0" w:uiPriority="67" w:semiHidden="0" w:name="Medium Grid 1 Accent 6"/>
+    <w:lsdException w:unhideWhenUsed="0" w:uiPriority="68" w:semiHidden="0" w:name="Medium Grid 2 Accent 6"/>
+    <w:lsdException w:unhideWhenUsed="0" w:uiPriority="69" w:semiHidden="0" w:name="Medium Grid 3 Accent 6"/>
+    <w:lsdException w:unhideWhenUsed="0" w:uiPriority="70" w:semiHidden="0" w:name="Dark List Accent 6"/>
+    <w:lsdException w:unhideWhenUsed="0" w:uiPriority="71" w:semiHidden="0" w:name="Colorful Shading Accent 6"/>
+    <w:lsdException w:unhideWhenUsed="0" w:uiPriority="72" w:semiHidden="0" w:name="Colorful List Accent 6"/>
+    <w:lsdException w:unhideWhenUsed="0" w:uiPriority="73" w:semiHidden="0" w:name="Colorful Grid Accent 6"/>
   </w:latentStyles>
-  <w:style w:type="paragraph" w:default="1" w:styleId="Normal">
+  <w:style w:type="paragraph" w:default="1" w:styleId="1">
     <w:name w:val="Normal"/>
     <w:qFormat/>
+    <w:uiPriority w:val="0"/>
     <w:pPr>
-      <w:spacing w:line="259" w:lineRule="auto"/>
+      <w:spacing w:after="160" w:line="259" w:lineRule="auto"/>
     </w:pPr>
     <w:rPr>
-      <w:rFonts w:ascii="Calibri" w:eastAsia="Calibri" w:hAnsi="Calibri" w:cs="Calibri"/>
+      <w:rFonts w:ascii="Calibri" w:hAnsi="Calibri" w:eastAsia="Calibri" w:cs="Calibri"/>
       <w:color w:val="000000"/>
+      <w:kern w:val="2"/>
       <w:sz w:val="22"/>
+      <w:szCs w:val="24"/>
+      <w:lang w:val="en-IN" w:eastAsia="en-IN" w:bidi="ar-SA"/>
+      <w14:ligatures w14:val="standardContextual"/>
     </w:rPr>
   </w:style>
-  <w:style w:type="character" w:default="1" w:styleId="DefaultParagraphFont">
+  <w:style w:type="character" w:default="1" w:styleId="2">
     <w:name w:val="Default Paragraph Font"/>
-    <w:uiPriority w:val="1"/>
     <w:semiHidden/>
     <w:unhideWhenUsed/>
+    <w:qFormat/>
+    <w:uiPriority w:val="1"/>
   </w:style>
-  <w:style w:type="table" w:default="1" w:styleId="TableNormal">
+  <w:style w:type="table" w:default="1" w:styleId="3">
     <w:name w:val="Normal Table"/>
-    <w:uiPriority w:val="99"/>
     <w:semiHidden/>
     <w:unhideWhenUsed/>
+    <w:qFormat/>
+    <w:uiPriority w:val="99"/>
     <w:tblPr>
-      <w:tblInd w:w="0" w:type="dxa"/>
       <w:tblCellMar>
         <w:top w:w="0" w:type="dxa"/>
         <w:left w:w="108" w:type="dxa"/>
@@ -1251,14 +1355,10 @@
       </w:tblCellMar>
     </w:tblPr>
   </w:style>
-  <w:style w:type="numbering" w:default="1" w:styleId="NoList">
-    <w:name w:val="No List"/>
-    <w:uiPriority w:val="99"/>
-    <w:semiHidden/>
-    <w:unhideWhenUsed/>
-  </w:style>
-  <w:style w:type="table" w:customStyle="1" w:styleId="TableGrid">
+  <w:style w:type="table" w:customStyle="1" w:styleId="4">
     <w:name w:val="TableGrid"/>
+    <w:qFormat/>
+    <w:uiPriority w:val="0"/>
     <w:pPr>
       <w:spacing w:after="0" w:line="240" w:lineRule="auto"/>
     </w:pPr>
@@ -1317,7 +1417,7 @@
     </a:clrScheme>
     <a:fontScheme name="Office">
       <a:majorFont>
-        <a:latin typeface="Calibri Light" panose="020F0302020204030204"/>
+        <a:latin typeface="Calibri Light"/>
         <a:ea typeface=""/>
         <a:cs typeface=""/>
         <a:font script="Jpan" typeface="游ゴシック Light"/>
@@ -1350,26 +1450,9 @@
         <a:font script="Viet" typeface="Times New Roman"/>
         <a:font script="Uigh" typeface="Microsoft Uighur"/>
         <a:font script="Geor" typeface="Sylfaen"/>
-        <a:font script="Armn" typeface="Arial"/>
-        <a:font script="Bugi" typeface="Leelawadee UI"/>
-        <a:font script="Bopo" typeface="Microsoft JhengHei"/>
-        <a:font script="Java" typeface="Javanese Text"/>
-        <a:font script="Lisu" typeface="Segoe UI"/>
-        <a:font script="Mymr" typeface="Myanmar Text"/>
-        <a:font script="Nkoo" typeface="Ebrima"/>
-        <a:font script="Olck" typeface="Nirmala UI"/>
-        <a:font script="Osma" typeface="Ebrima"/>
-        <a:font script="Phag" typeface="Phagspa"/>
-        <a:font script="Syrn" typeface="Estrangelo Edessa"/>
-        <a:font script="Syrj" typeface="Estrangelo Edessa"/>
-        <a:font script="Syre" typeface="Estrangelo Edessa"/>
-        <a:font script="Sora" typeface="Nirmala UI"/>
-        <a:font script="Tale" typeface="Microsoft Tai Le"/>
-        <a:font script="Talu" typeface="Microsoft New Tai Lue"/>
-        <a:font script="Tfng" typeface="Ebrima"/>
       </a:majorFont>
       <a:minorFont>
-        <a:latin typeface="Calibri" panose="020F0502020204030204"/>
+        <a:latin typeface="Calibri"/>
         <a:ea typeface=""/>
         <a:cs typeface=""/>
         <a:font script="Jpan" typeface="游明朝"/>
@@ -1402,23 +1485,6 @@
         <a:font script="Viet" typeface="Arial"/>
         <a:font script="Uigh" typeface="Microsoft Uighur"/>
         <a:font script="Geor" typeface="Sylfaen"/>
-        <a:font script="Armn" typeface="Arial"/>
-        <a:font script="Bugi" typeface="Leelawadee UI"/>
-        <a:font script="Bopo" typeface="Microsoft JhengHei"/>
-        <a:font script="Java" typeface="Javanese Text"/>
-        <a:font script="Lisu" typeface="Segoe UI"/>
-        <a:font script="Mymr" typeface="Myanmar Text"/>
-        <a:font script="Nkoo" typeface="Ebrima"/>
-        <a:font script="Olck" typeface="Nirmala UI"/>
-        <a:font script="Osma" typeface="Ebrima"/>
-        <a:font script="Phag" typeface="Phagspa"/>
-        <a:font script="Syrn" typeface="Estrangelo Edessa"/>
-        <a:font script="Syrj" typeface="Estrangelo Edessa"/>
-        <a:font script="Syre" typeface="Estrangelo Edessa"/>
-        <a:font script="Sora" typeface="Nirmala UI"/>
-        <a:font script="Tale" typeface="Microsoft Tai Le"/>
-        <a:font script="Talu" typeface="Microsoft New Tai Lue"/>
-        <a:font script="Tfng" typeface="Ebrima"/>
       </a:minorFont>
     </a:fontScheme>
     <a:fmtScheme name="Office">
@@ -1560,11 +1626,22 @@
     </a:fmtScheme>
   </a:themeElements>
   <a:objectDefaults/>
-  <a:extraClrSchemeLst/>
-  <a:extLst>
-    <a:ext uri="{05A4C25C-085E-4340-85A3-A5531E510DB2}">
-      <thm15:themeFamily xmlns:thm15="http://schemas.microsoft.com/office/thememl/2012/main" name="Office Theme" id="{62F939B6-93AF-4DB8-9C6B-D6C7DFDC589F}" vid="{4A3C46E8-61CC-4603-A589-7422A47A8E4A}"/>
-    </a:ext>
-  </a:extLst>
 </a:theme>
+</file>
+
+<file path=customXml/item1.xml><?xml version="1.0" encoding="utf-8"?>
+<s:customData xmlns="http://www.wps.cn/officeDocument/2013/wpsCustomData" xmlns:s="http://www.wps.cn/officeDocument/2013/wpsCustomData">
+  <customSectProps/>
+  <customShpExts>
+    <customShpInfo spid="_x0000_s1026" textRotate="1"/>
+  </customShpExts>
+</s:customData>
+</file>
+
+<file path=customXml/itemProps1.xml><?xml version="1.0" encoding="utf-8"?>
+<ds:datastoreItem xmlns:ds="http://schemas.openxmlformats.org/officeDocument/2006/customXml" ds:itemID="{B1977F7D-205B-4081-913C-38D41E755F92}">
+  <ds:schemaRefs>
+    <ds:schemaRef ds:uri="http://www.wps.cn/officeDocument/2013/wpsCustomData"/>
+  </ds:schemaRefs>
+</ds:datastoreItem>
 </file>